--- a/DOCX/chatviatpc-gr12.docx
+++ b/DOCX/chatviatpc-gr12.docx
@@ -1285,9 +1285,10 @@
     <w:p>
       <w:pPr>
         <w:pStyle w:val="TOC1"/>
-        <w:spacing w:before="60"/>
         <w:rPr>
           <w:rFonts w:asciiTheme="minorHAnsi" w:eastAsiaTheme="minorEastAsia" w:hAnsiTheme="minorHAnsi" w:cstheme="minorBidi"/>
+          <w:b w:val="0"/>
+          <w:bCs w:val="0"/>
           <w:color w:val="auto"/>
           <w:kern w:val="2"/>
           <w:sz w:val="24"/>
@@ -1305,7 +1306,7 @@
       <w:r>
         <w:fldChar w:fldCharType="separate"/>
       </w:r>
-      <w:hyperlink w:anchor="_Toc234023530" w:history="1">
+      <w:hyperlink w:anchor="_Toc234100184" w:history="1">
         <w:r>
           <w:rPr>
             <w:rStyle w:val="Hyperlink"/>
@@ -1328,7 +1329,7 @@
           <w:rPr>
             <w:webHidden/>
           </w:rPr>
-          <w:instrText xml:space="preserve"> PAGEREF _Toc234023530 \h </w:instrText>
+          <w:instrText xml:space="preserve"> PAGEREF _Toc234100184 \h </w:instrText>
         </w:r>
         <w:r>
           <w:rPr>
@@ -1345,7 +1346,7 @@
           <w:rPr>
             <w:webHidden/>
           </w:rPr>
-          <w:t>1</w:t>
+          <w:t>3</w:t>
         </w:r>
         <w:r>
           <w:rPr>
@@ -1361,7 +1362,6 @@
         <w:tabs>
           <w:tab w:val="right" w:leader="dot" w:pos="9060"/>
         </w:tabs>
-        <w:spacing w:before="60" w:after="0"/>
         <w:rPr>
           <w:rFonts w:asciiTheme="minorHAnsi" w:eastAsiaTheme="minorEastAsia" w:hAnsiTheme="minorHAnsi"/>
           <w:noProof/>
@@ -1372,7 +1372,7 @@
           <w14:ligatures w14:val="standardContextual"/>
         </w:rPr>
       </w:pPr>
-      <w:hyperlink w:anchor="_Toc234023531" w:history="1">
+      <w:hyperlink w:anchor="_Toc234100185" w:history="1">
         <w:r>
           <w:rPr>
             <w:rStyle w:val="Hyperlink"/>
@@ -1400,7 +1400,7 @@
             <w:noProof/>
             <w:webHidden/>
           </w:rPr>
-          <w:instrText xml:space="preserve"> PAGEREF _Toc234023531 \h </w:instrText>
+          <w:instrText xml:space="preserve"> PAGEREF _Toc234100185 \h </w:instrText>
         </w:r>
         <w:r>
           <w:rPr>
@@ -1420,7 +1420,7 @@
             <w:noProof/>
             <w:webHidden/>
           </w:rPr>
-          <w:t>1</w:t>
+          <w:t>3</w:t>
         </w:r>
         <w:r>
           <w:rPr>
@@ -1437,7 +1437,6 @@
         <w:tabs>
           <w:tab w:val="right" w:leader="dot" w:pos="9060"/>
         </w:tabs>
-        <w:spacing w:before="60" w:after="0"/>
         <w:rPr>
           <w:rFonts w:asciiTheme="minorHAnsi" w:eastAsiaTheme="minorEastAsia" w:hAnsiTheme="minorHAnsi"/>
           <w:noProof/>
@@ -1448,7 +1447,7 @@
           <w14:ligatures w14:val="standardContextual"/>
         </w:rPr>
       </w:pPr>
-      <w:hyperlink w:anchor="_Toc234023532" w:history="1">
+      <w:hyperlink w:anchor="_Toc234100186" w:history="1">
         <w:r>
           <w:rPr>
             <w:rStyle w:val="Hyperlink"/>
@@ -1476,7 +1475,7 @@
             <w:noProof/>
             <w:webHidden/>
           </w:rPr>
-          <w:instrText xml:space="preserve"> PAGEREF _Toc234023532 \h </w:instrText>
+          <w:instrText xml:space="preserve"> PAGEREF _Toc234100186 \h </w:instrText>
         </w:r>
         <w:r>
           <w:rPr>
@@ -1496,7 +1495,7 @@
             <w:noProof/>
             <w:webHidden/>
           </w:rPr>
-          <w:t>1</w:t>
+          <w:t>3</w:t>
         </w:r>
         <w:r>
           <w:rPr>
@@ -1513,7 +1512,6 @@
         <w:tabs>
           <w:tab w:val="right" w:leader="dot" w:pos="9060"/>
         </w:tabs>
-        <w:spacing w:before="60" w:after="0"/>
         <w:rPr>
           <w:rFonts w:asciiTheme="minorHAnsi" w:eastAsiaTheme="minorEastAsia" w:hAnsiTheme="minorHAnsi"/>
           <w:noProof/>
@@ -1524,7 +1522,7 @@
           <w14:ligatures w14:val="standardContextual"/>
         </w:rPr>
       </w:pPr>
-      <w:hyperlink w:anchor="_Toc234023533" w:history="1">
+      <w:hyperlink w:anchor="_Toc234100187" w:history="1">
         <w:r>
           <w:rPr>
             <w:rStyle w:val="Hyperlink"/>
@@ -1552,7 +1550,7 @@
             <w:noProof/>
             <w:webHidden/>
           </w:rPr>
-          <w:instrText xml:space="preserve"> PAGEREF _Toc234023533 \h </w:instrText>
+          <w:instrText xml:space="preserve"> PAGEREF _Toc234100187 \h </w:instrText>
         </w:r>
         <w:r>
           <w:rPr>
@@ -1572,7 +1570,7 @@
             <w:noProof/>
             <w:webHidden/>
           </w:rPr>
-          <w:t>1</w:t>
+          <w:t>3</w:t>
         </w:r>
         <w:r>
           <w:rPr>
@@ -1586,9 +1584,10 @@
     <w:p>
       <w:pPr>
         <w:pStyle w:val="TOC1"/>
-        <w:spacing w:before="60"/>
         <w:rPr>
           <w:rFonts w:asciiTheme="minorHAnsi" w:eastAsiaTheme="minorEastAsia" w:hAnsiTheme="minorHAnsi" w:cstheme="minorBidi"/>
+          <w:b w:val="0"/>
+          <w:bCs w:val="0"/>
           <w:color w:val="auto"/>
           <w:kern w:val="2"/>
           <w:sz w:val="24"/>
@@ -1597,7 +1596,7 @@
           <w14:ligatures w14:val="standardContextual"/>
         </w:rPr>
       </w:pPr>
-      <w:hyperlink w:anchor="_Toc234023534" w:history="1">
+      <w:hyperlink w:anchor="_Toc234100188" w:history="1">
         <w:r>
           <w:rPr>
             <w:rStyle w:val="Hyperlink"/>
@@ -1620,7 +1619,7 @@
           <w:rPr>
             <w:webHidden/>
           </w:rPr>
-          <w:instrText xml:space="preserve"> PAGEREF _Toc234023534 \h </w:instrText>
+          <w:instrText xml:space="preserve"> PAGEREF _Toc234100188 \h </w:instrText>
         </w:r>
         <w:r>
           <w:rPr>
@@ -1637,7 +1636,7 @@
           <w:rPr>
             <w:webHidden/>
           </w:rPr>
-          <w:t>2</w:t>
+          <w:t>4</w:t>
         </w:r>
         <w:r>
           <w:rPr>
@@ -1653,7 +1652,6 @@
         <w:tabs>
           <w:tab w:val="right" w:leader="dot" w:pos="9060"/>
         </w:tabs>
-        <w:spacing w:before="60" w:after="0"/>
         <w:rPr>
           <w:rFonts w:asciiTheme="minorHAnsi" w:eastAsiaTheme="minorEastAsia" w:hAnsiTheme="minorHAnsi"/>
           <w:noProof/>
@@ -1664,7 +1662,7 @@
           <w14:ligatures w14:val="standardContextual"/>
         </w:rPr>
       </w:pPr>
-      <w:hyperlink w:anchor="_Toc234023535" w:history="1">
+      <w:hyperlink w:anchor="_Toc234100189" w:history="1">
         <w:r>
           <w:rPr>
             <w:rStyle w:val="Hyperlink"/>
@@ -1692,7 +1690,7 @@
             <w:noProof/>
             <w:webHidden/>
           </w:rPr>
-          <w:instrText xml:space="preserve"> PAGEREF _Toc234023535 \h </w:instrText>
+          <w:instrText xml:space="preserve"> PAGEREF _Toc234100189 \h </w:instrText>
         </w:r>
         <w:r>
           <w:rPr>
@@ -1712,7 +1710,7 @@
             <w:noProof/>
             <w:webHidden/>
           </w:rPr>
-          <w:t>2</w:t>
+          <w:t>4</w:t>
         </w:r>
         <w:r>
           <w:rPr>
@@ -1729,7 +1727,6 @@
         <w:tabs>
           <w:tab w:val="right" w:leader="dot" w:pos="9060"/>
         </w:tabs>
-        <w:spacing w:before="60" w:after="0"/>
         <w:rPr>
           <w:rFonts w:asciiTheme="minorHAnsi" w:eastAsiaTheme="minorEastAsia" w:hAnsiTheme="minorHAnsi"/>
           <w:noProof/>
@@ -1740,7 +1737,7 @@
           <w14:ligatures w14:val="standardContextual"/>
         </w:rPr>
       </w:pPr>
-      <w:hyperlink w:anchor="_Toc234023536" w:history="1">
+      <w:hyperlink w:anchor="_Toc234100190" w:history="1">
         <w:r>
           <w:rPr>
             <w:rStyle w:val="Hyperlink"/>
@@ -1768,7 +1765,7 @@
             <w:noProof/>
             <w:webHidden/>
           </w:rPr>
-          <w:instrText xml:space="preserve"> PAGEREF _Toc234023536 \h </w:instrText>
+          <w:instrText xml:space="preserve"> PAGEREF _Toc234100190 \h </w:instrText>
         </w:r>
         <w:r>
           <w:rPr>
@@ -1788,7 +1785,7 @@
             <w:noProof/>
             <w:webHidden/>
           </w:rPr>
-          <w:t>2</w:t>
+          <w:t>4</w:t>
         </w:r>
         <w:r>
           <w:rPr>
@@ -1805,7 +1802,6 @@
         <w:tabs>
           <w:tab w:val="right" w:leader="dot" w:pos="9060"/>
         </w:tabs>
-        <w:spacing w:before="60" w:after="0"/>
         <w:rPr>
           <w:rFonts w:asciiTheme="minorHAnsi" w:eastAsiaTheme="minorEastAsia" w:hAnsiTheme="minorHAnsi"/>
           <w:noProof/>
@@ -1816,7 +1812,7 @@
           <w14:ligatures w14:val="standardContextual"/>
         </w:rPr>
       </w:pPr>
-      <w:hyperlink w:anchor="_Toc234023537" w:history="1">
+      <w:hyperlink w:anchor="_Toc234100191" w:history="1">
         <w:r>
           <w:rPr>
             <w:rStyle w:val="Hyperlink"/>
@@ -1844,7 +1840,7 @@
             <w:noProof/>
             <w:webHidden/>
           </w:rPr>
-          <w:instrText xml:space="preserve"> PAGEREF _Toc234023537 \h </w:instrText>
+          <w:instrText xml:space="preserve"> PAGEREF _Toc234100191 \h </w:instrText>
         </w:r>
         <w:r>
           <w:rPr>
@@ -1864,7 +1860,7 @@
             <w:noProof/>
             <w:webHidden/>
           </w:rPr>
-          <w:t>3</w:t>
+          <w:t>4</w:t>
         </w:r>
         <w:r>
           <w:rPr>
@@ -1878,9 +1874,10 @@
     <w:p>
       <w:pPr>
         <w:pStyle w:val="TOC1"/>
-        <w:spacing w:before="60"/>
         <w:rPr>
           <w:rFonts w:asciiTheme="minorHAnsi" w:eastAsiaTheme="minorEastAsia" w:hAnsiTheme="minorHAnsi" w:cstheme="minorBidi"/>
+          <w:b w:val="0"/>
+          <w:bCs w:val="0"/>
           <w:color w:val="auto"/>
           <w:kern w:val="2"/>
           <w:sz w:val="24"/>
@@ -1889,7 +1886,7 @@
           <w14:ligatures w14:val="standardContextual"/>
         </w:rPr>
       </w:pPr>
-      <w:hyperlink w:anchor="_Toc234023538" w:history="1">
+      <w:hyperlink w:anchor="_Toc234100192" w:history="1">
         <w:r>
           <w:rPr>
             <w:rStyle w:val="Hyperlink"/>
@@ -1912,7 +1909,7 @@
           <w:rPr>
             <w:webHidden/>
           </w:rPr>
-          <w:instrText xml:space="preserve"> PAGEREF _Toc234023538 \h </w:instrText>
+          <w:instrText xml:space="preserve"> PAGEREF _Toc234100192 \h </w:instrText>
         </w:r>
         <w:r>
           <w:rPr>
@@ -1929,7 +1926,7 @@
           <w:rPr>
             <w:webHidden/>
           </w:rPr>
-          <w:t>3</w:t>
+          <w:t>5</w:t>
         </w:r>
         <w:r>
           <w:rPr>
@@ -1945,7 +1942,6 @@
         <w:tabs>
           <w:tab w:val="right" w:leader="dot" w:pos="9060"/>
         </w:tabs>
-        <w:spacing w:before="60" w:after="0"/>
         <w:rPr>
           <w:rFonts w:asciiTheme="minorHAnsi" w:eastAsiaTheme="minorEastAsia" w:hAnsiTheme="minorHAnsi"/>
           <w:noProof/>
@@ -1956,7 +1952,7 @@
           <w14:ligatures w14:val="standardContextual"/>
         </w:rPr>
       </w:pPr>
-      <w:hyperlink w:anchor="_Toc234023539" w:history="1">
+      <w:hyperlink w:anchor="_Toc234100193" w:history="1">
         <w:r>
           <w:rPr>
             <w:rStyle w:val="Hyperlink"/>
@@ -1984,7 +1980,7 @@
             <w:noProof/>
             <w:webHidden/>
           </w:rPr>
-          <w:instrText xml:space="preserve"> PAGEREF _Toc234023539 \h </w:instrText>
+          <w:instrText xml:space="preserve"> PAGEREF _Toc234100193 \h </w:instrText>
         </w:r>
         <w:r>
           <w:rPr>
@@ -2004,7 +2000,7 @@
             <w:noProof/>
             <w:webHidden/>
           </w:rPr>
-          <w:t>3</w:t>
+          <w:t>5</w:t>
         </w:r>
         <w:r>
           <w:rPr>
@@ -2021,7 +2017,6 @@
         <w:tabs>
           <w:tab w:val="right" w:leader="dot" w:pos="9060"/>
         </w:tabs>
-        <w:spacing w:before="60" w:after="0"/>
         <w:rPr>
           <w:rFonts w:asciiTheme="minorHAnsi" w:eastAsiaTheme="minorEastAsia" w:hAnsiTheme="minorHAnsi"/>
           <w:noProof/>
@@ -2032,7 +2027,7 @@
           <w14:ligatures w14:val="standardContextual"/>
         </w:rPr>
       </w:pPr>
-      <w:hyperlink w:anchor="_Toc234023540" w:history="1">
+      <w:hyperlink w:anchor="_Toc234100194" w:history="1">
         <w:r>
           <w:rPr>
             <w:rStyle w:val="Hyperlink"/>
@@ -2060,7 +2055,7 @@
             <w:noProof/>
             <w:webHidden/>
           </w:rPr>
-          <w:instrText xml:space="preserve"> PAGEREF _Toc234023540 \h </w:instrText>
+          <w:instrText xml:space="preserve"> PAGEREF _Toc234100194 \h </w:instrText>
         </w:r>
         <w:r>
           <w:rPr>
@@ -2080,7 +2075,7 @@
             <w:noProof/>
             <w:webHidden/>
           </w:rPr>
-          <w:t>4</w:t>
+          <w:t>6</w:t>
         </w:r>
         <w:r>
           <w:rPr>
@@ -2097,7 +2092,6 @@
         <w:tabs>
           <w:tab w:val="right" w:leader="dot" w:pos="9060"/>
         </w:tabs>
-        <w:spacing w:before="60" w:after="0"/>
         <w:rPr>
           <w:rFonts w:asciiTheme="minorHAnsi" w:eastAsiaTheme="minorEastAsia" w:hAnsiTheme="minorHAnsi"/>
           <w:noProof/>
@@ -2108,7 +2102,7 @@
           <w14:ligatures w14:val="standardContextual"/>
         </w:rPr>
       </w:pPr>
-      <w:hyperlink w:anchor="_Toc234023541" w:history="1">
+      <w:hyperlink w:anchor="_Toc234100195" w:history="1">
         <w:r>
           <w:rPr>
             <w:rStyle w:val="Hyperlink"/>
@@ -2136,7 +2130,7 @@
             <w:noProof/>
             <w:webHidden/>
           </w:rPr>
-          <w:instrText xml:space="preserve"> PAGEREF _Toc234023541 \h </w:instrText>
+          <w:instrText xml:space="preserve"> PAGEREF _Toc234100195 \h </w:instrText>
         </w:r>
         <w:r>
           <w:rPr>
@@ -2156,7 +2150,7 @@
             <w:noProof/>
             <w:webHidden/>
           </w:rPr>
-          <w:t>4</w:t>
+          <w:t>6</w:t>
         </w:r>
         <w:r>
           <w:rPr>
@@ -2170,9 +2164,10 @@
     <w:p>
       <w:pPr>
         <w:pStyle w:val="TOC1"/>
-        <w:spacing w:before="60"/>
         <w:rPr>
           <w:rFonts w:asciiTheme="minorHAnsi" w:eastAsiaTheme="minorEastAsia" w:hAnsiTheme="minorHAnsi" w:cstheme="minorBidi"/>
+          <w:b w:val="0"/>
+          <w:bCs w:val="0"/>
           <w:color w:val="auto"/>
           <w:kern w:val="2"/>
           <w:sz w:val="24"/>
@@ -2181,7 +2176,7 @@
           <w14:ligatures w14:val="standardContextual"/>
         </w:rPr>
       </w:pPr>
-      <w:hyperlink w:anchor="_Toc234023542" w:history="1">
+      <w:hyperlink w:anchor="_Toc234100196" w:history="1">
         <w:r>
           <w:rPr>
             <w:rStyle w:val="Hyperlink"/>
@@ -2204,7 +2199,7 @@
           <w:rPr>
             <w:webHidden/>
           </w:rPr>
-          <w:instrText xml:space="preserve"> PAGEREF _Toc234023542 \h </w:instrText>
+          <w:instrText xml:space="preserve"> PAGEREF _Toc234100196 \h </w:instrText>
         </w:r>
         <w:r>
           <w:rPr>
@@ -2221,7 +2216,7 @@
           <w:rPr>
             <w:webHidden/>
           </w:rPr>
-          <w:t>5</w:t>
+          <w:t>7</w:t>
         </w:r>
         <w:r>
           <w:rPr>
@@ -2237,7 +2232,6 @@
         <w:tabs>
           <w:tab w:val="right" w:leader="dot" w:pos="9060"/>
         </w:tabs>
-        <w:spacing w:before="60" w:after="0"/>
         <w:rPr>
           <w:rFonts w:asciiTheme="minorHAnsi" w:eastAsiaTheme="minorEastAsia" w:hAnsiTheme="minorHAnsi"/>
           <w:noProof/>
@@ -2248,7 +2242,7 @@
           <w14:ligatures w14:val="standardContextual"/>
         </w:rPr>
       </w:pPr>
-      <w:hyperlink w:anchor="_Toc234023543" w:history="1">
+      <w:hyperlink w:anchor="_Toc234100197" w:history="1">
         <w:r>
           <w:rPr>
             <w:rStyle w:val="Hyperlink"/>
@@ -2276,7 +2270,7 @@
             <w:noProof/>
             <w:webHidden/>
           </w:rPr>
-          <w:instrText xml:space="preserve"> PAGEREF _Toc234023543 \h </w:instrText>
+          <w:instrText xml:space="preserve"> PAGEREF _Toc234100197 \h </w:instrText>
         </w:r>
         <w:r>
           <w:rPr>
@@ -2296,7 +2290,7 @@
             <w:noProof/>
             <w:webHidden/>
           </w:rPr>
-          <w:t>5</w:t>
+          <w:t>7</w:t>
         </w:r>
         <w:r>
           <w:rPr>
@@ -2313,7 +2307,6 @@
         <w:tabs>
           <w:tab w:val="right" w:leader="dot" w:pos="9060"/>
         </w:tabs>
-        <w:spacing w:before="60" w:after="0"/>
         <w:rPr>
           <w:rFonts w:asciiTheme="minorHAnsi" w:eastAsiaTheme="minorEastAsia" w:hAnsiTheme="minorHAnsi"/>
           <w:noProof/>
@@ -2324,7 +2317,7 @@
           <w14:ligatures w14:val="standardContextual"/>
         </w:rPr>
       </w:pPr>
-      <w:hyperlink w:anchor="_Toc234023544" w:history="1">
+      <w:hyperlink w:anchor="_Toc234100198" w:history="1">
         <w:r>
           <w:rPr>
             <w:rStyle w:val="Hyperlink"/>
@@ -2352,7 +2345,7 @@
             <w:noProof/>
             <w:webHidden/>
           </w:rPr>
-          <w:instrText xml:space="preserve"> PAGEREF _Toc234023544 \h </w:instrText>
+          <w:instrText xml:space="preserve"> PAGEREF _Toc234100198 \h </w:instrText>
         </w:r>
         <w:r>
           <w:rPr>
@@ -2372,7 +2365,7 @@
             <w:noProof/>
             <w:webHidden/>
           </w:rPr>
-          <w:t>6</w:t>
+          <w:t>8</w:t>
         </w:r>
         <w:r>
           <w:rPr>
@@ -2389,7 +2382,6 @@
         <w:tabs>
           <w:tab w:val="right" w:leader="dot" w:pos="9060"/>
         </w:tabs>
-        <w:spacing w:before="60" w:after="0"/>
         <w:rPr>
           <w:rFonts w:asciiTheme="minorHAnsi" w:eastAsiaTheme="minorEastAsia" w:hAnsiTheme="minorHAnsi"/>
           <w:noProof/>
@@ -2400,7 +2392,7 @@
           <w14:ligatures w14:val="standardContextual"/>
         </w:rPr>
       </w:pPr>
-      <w:hyperlink w:anchor="_Toc234023545" w:history="1">
+      <w:hyperlink w:anchor="_Toc234100199" w:history="1">
         <w:r>
           <w:rPr>
             <w:rStyle w:val="Hyperlink"/>
@@ -2428,7 +2420,7 @@
             <w:noProof/>
             <w:webHidden/>
           </w:rPr>
-          <w:instrText xml:space="preserve"> PAGEREF _Toc234023545 \h </w:instrText>
+          <w:instrText xml:space="preserve"> PAGEREF _Toc234100199 \h </w:instrText>
         </w:r>
         <w:r>
           <w:rPr>
@@ -2448,75 +2440,11 @@
             <w:noProof/>
             <w:webHidden/>
           </w:rPr>
-          <w:t>6</w:t>
-        </w:r>
-        <w:r>
-          <w:rPr>
-            <w:noProof/>
-            <w:webHidden/>
-          </w:rPr>
-          <w:fldChar w:fldCharType="end"/>
-        </w:r>
-      </w:hyperlink>
-    </w:p>
-    <w:p>
-      <w:pPr>
-        <w:pStyle w:val="TOC1"/>
-        <w:spacing w:before="60"/>
-        <w:rPr>
-          <w:rFonts w:asciiTheme="minorHAnsi" w:eastAsiaTheme="minorEastAsia" w:hAnsiTheme="minorHAnsi" w:cstheme="minorBidi"/>
-          <w:color w:val="auto"/>
-          <w:kern w:val="2"/>
-          <w:sz w:val="24"/>
-          <w:szCs w:val="24"/>
-          <w:lang w:val="en-US"/>
-          <w14:ligatures w14:val="standardContextual"/>
-        </w:rPr>
-      </w:pPr>
-      <w:hyperlink w:anchor="_Toc234023546" w:history="1">
-        <w:r>
-          <w:rPr>
-            <w:rStyle w:val="Hyperlink"/>
-          </w:rPr>
-          <w:t>CHƯƠNG 5: KIỂM THỬ, ĐÁNH GIÁ VÀ KHẮC PHỤC SỰ CỐ</w:t>
-        </w:r>
-        <w:r>
-          <w:rPr>
-            <w:webHidden/>
-          </w:rPr>
-          <w:tab/>
-        </w:r>
-        <w:r>
-          <w:rPr>
-            <w:webHidden/>
-          </w:rPr>
-          <w:fldChar w:fldCharType="begin"/>
-        </w:r>
-        <w:r>
-          <w:rPr>
-            <w:webHidden/>
-          </w:rPr>
-          <w:instrText xml:space="preserve"> PAGEREF _Toc234023546 \h </w:instrText>
-        </w:r>
-        <w:r>
-          <w:rPr>
-            <w:webHidden/>
-          </w:rPr>
-        </w:r>
-        <w:r>
-          <w:rPr>
-            <w:webHidden/>
-          </w:rPr>
-          <w:fldChar w:fldCharType="separate"/>
-        </w:r>
-        <w:r>
-          <w:rPr>
-            <w:webHidden/>
-          </w:rPr>
-          <w:t>7</w:t>
-        </w:r>
-        <w:r>
-          <w:rPr>
+          <w:t>8</w:t>
+        </w:r>
+        <w:r>
+          <w:rPr>
+            <w:noProof/>
             <w:webHidden/>
           </w:rPr>
           <w:fldChar w:fldCharType="end"/>
@@ -2529,7 +2457,6 @@
         <w:tabs>
           <w:tab w:val="right" w:leader="dot" w:pos="9060"/>
         </w:tabs>
-        <w:spacing w:before="60" w:after="0"/>
         <w:rPr>
           <w:rFonts w:asciiTheme="minorHAnsi" w:eastAsiaTheme="minorEastAsia" w:hAnsiTheme="minorHAnsi"/>
           <w:noProof/>
@@ -2540,7 +2467,7 @@
           <w14:ligatures w14:val="standardContextual"/>
         </w:rPr>
       </w:pPr>
-      <w:hyperlink w:anchor="_Toc234023547" w:history="1">
+      <w:hyperlink w:anchor="_Toc234100200" w:history="1">
         <w:r>
           <w:rPr>
             <w:rStyle w:val="Hyperlink"/>
@@ -2568,7 +2495,7 @@
             <w:noProof/>
             <w:webHidden/>
           </w:rPr>
-          <w:instrText xml:space="preserve"> PAGEREF _Toc234023547 \h </w:instrText>
+          <w:instrText xml:space="preserve"> PAGEREF _Toc234100200 \h </w:instrText>
         </w:r>
         <w:r>
           <w:rPr>
@@ -2588,7 +2515,7 @@
             <w:noProof/>
             <w:webHidden/>
           </w:rPr>
-          <w:t>7</w:t>
+          <w:t>9</w:t>
         </w:r>
         <w:r>
           <w:rPr>
@@ -2605,7 +2532,6 @@
         <w:tabs>
           <w:tab w:val="right" w:leader="dot" w:pos="9060"/>
         </w:tabs>
-        <w:spacing w:before="60" w:after="0"/>
         <w:rPr>
           <w:rFonts w:asciiTheme="minorHAnsi" w:eastAsiaTheme="minorEastAsia" w:hAnsiTheme="minorHAnsi"/>
           <w:noProof/>
@@ -2616,7 +2542,7 @@
           <w14:ligatures w14:val="standardContextual"/>
         </w:rPr>
       </w:pPr>
-      <w:hyperlink w:anchor="_Toc234023548" w:history="1">
+      <w:hyperlink w:anchor="_Toc234100201" w:history="1">
         <w:r>
           <w:rPr>
             <w:rStyle w:val="Hyperlink"/>
@@ -2644,7 +2570,7 @@
             <w:noProof/>
             <w:webHidden/>
           </w:rPr>
-          <w:instrText xml:space="preserve"> PAGEREF _Toc234023548 \h </w:instrText>
+          <w:instrText xml:space="preserve"> PAGEREF _Toc234100201 \h </w:instrText>
         </w:r>
         <w:r>
           <w:rPr>
@@ -2664,7 +2590,7 @@
             <w:noProof/>
             <w:webHidden/>
           </w:rPr>
-          <w:t>7</w:t>
+          <w:t>9</w:t>
         </w:r>
         <w:r>
           <w:rPr>
@@ -2678,9 +2604,10 @@
     <w:p>
       <w:pPr>
         <w:pStyle w:val="TOC1"/>
-        <w:spacing w:before="60"/>
         <w:rPr>
           <w:rFonts w:asciiTheme="minorHAnsi" w:eastAsiaTheme="minorEastAsia" w:hAnsiTheme="minorHAnsi" w:cstheme="minorBidi"/>
+          <w:b w:val="0"/>
+          <w:bCs w:val="0"/>
           <w:color w:val="auto"/>
           <w:kern w:val="2"/>
           <w:sz w:val="24"/>
@@ -2689,7 +2616,7 @@
           <w14:ligatures w14:val="standardContextual"/>
         </w:rPr>
       </w:pPr>
-      <w:hyperlink w:anchor="_Toc234023549" w:history="1">
+      <w:hyperlink w:anchor="_Toc234100202" w:history="1">
         <w:r>
           <w:rPr>
             <w:rStyle w:val="Hyperlink"/>
@@ -2712,7 +2639,7 @@
           <w:rPr>
             <w:webHidden/>
           </w:rPr>
-          <w:instrText xml:space="preserve"> PAGEREF _Toc234023549 \h </w:instrText>
+          <w:instrText xml:space="preserve"> PAGEREF _Toc234100202 \h </w:instrText>
         </w:r>
         <w:r>
           <w:rPr>
@@ -2729,7 +2656,7 @@
           <w:rPr>
             <w:webHidden/>
           </w:rPr>
-          <w:t>8</w:t>
+          <w:t>9</w:t>
         </w:r>
         <w:r>
           <w:rPr>
@@ -2745,7 +2672,6 @@
         <w:tabs>
           <w:tab w:val="right" w:leader="dot" w:pos="9060"/>
         </w:tabs>
-        <w:spacing w:before="60" w:after="0"/>
         <w:rPr>
           <w:rFonts w:asciiTheme="minorHAnsi" w:eastAsiaTheme="minorEastAsia" w:hAnsiTheme="minorHAnsi"/>
           <w:noProof/>
@@ -2756,7 +2682,7 @@
           <w14:ligatures w14:val="standardContextual"/>
         </w:rPr>
       </w:pPr>
-      <w:hyperlink w:anchor="_Toc234023550" w:history="1">
+      <w:hyperlink w:anchor="_Toc234100203" w:history="1">
         <w:r>
           <w:rPr>
             <w:rStyle w:val="Hyperlink"/>
@@ -2784,7 +2710,7 @@
             <w:noProof/>
             <w:webHidden/>
           </w:rPr>
-          <w:instrText xml:space="preserve"> PAGEREF _Toc234023550 \h </w:instrText>
+          <w:instrText xml:space="preserve"> PAGEREF _Toc234100203 \h </w:instrText>
         </w:r>
         <w:r>
           <w:rPr>
@@ -2804,7 +2730,7 @@
             <w:noProof/>
             <w:webHidden/>
           </w:rPr>
-          <w:t>8</w:t>
+          <w:t>9</w:t>
         </w:r>
         <w:r>
           <w:rPr>
@@ -2821,7 +2747,6 @@
         <w:tabs>
           <w:tab w:val="right" w:leader="dot" w:pos="9060"/>
         </w:tabs>
-        <w:spacing w:before="60" w:after="0"/>
         <w:rPr>
           <w:rFonts w:asciiTheme="minorHAnsi" w:eastAsiaTheme="minorEastAsia" w:hAnsiTheme="minorHAnsi"/>
           <w:noProof/>
@@ -2832,7 +2757,7 @@
           <w14:ligatures w14:val="standardContextual"/>
         </w:rPr>
       </w:pPr>
-      <w:hyperlink w:anchor="_Toc234023551" w:history="1">
+      <w:hyperlink w:anchor="_Toc234100204" w:history="1">
         <w:r>
           <w:rPr>
             <w:rStyle w:val="Hyperlink"/>
@@ -2860,7 +2785,7 @@
             <w:noProof/>
             <w:webHidden/>
           </w:rPr>
-          <w:instrText xml:space="preserve"> PAGEREF _Toc234023551 \h </w:instrText>
+          <w:instrText xml:space="preserve"> PAGEREF _Toc234100204 \h </w:instrText>
         </w:r>
         <w:r>
           <w:rPr>
@@ -2880,7 +2805,7 @@
             <w:noProof/>
             <w:webHidden/>
           </w:rPr>
-          <w:t>8</w:t>
+          <w:t>10</w:t>
         </w:r>
         <w:r>
           <w:rPr>
@@ -2897,92 +2822,6 @@
         <w:tabs>
           <w:tab w:val="right" w:leader="dot" w:pos="9060"/>
         </w:tabs>
-        <w:spacing w:before="60" w:after="0"/>
-        <w:rPr>
-          <w:rStyle w:val="Hyperlink"/>
-          <w:noProof/>
-          <w:lang w:val="vi-VN"/>
-        </w:rPr>
-        <w:sectPr>
-          <w:headerReference w:type="even" r:id="rId10"/>
-          <w:headerReference w:type="default" r:id="rId11"/>
-          <w:footerReference w:type="even" r:id="rId12"/>
-          <w:footerReference w:type="default" r:id="rId13"/>
-          <w:headerReference w:type="first" r:id="rId14"/>
-          <w:footerReference w:type="first" r:id="rId15"/>
-          <w:pgSz w:w="11906" w:h="16838" w:code="9"/>
-          <w:pgMar w:top="1418" w:right="1418" w:bottom="1418" w:left="1418" w:header="720" w:footer="720" w:gutter="0"/>
-          <w:pgNumType w:start="1"/>
-          <w:cols w:space="720"/>
-          <w:docGrid w:linePitch="381"/>
-        </w:sectPr>
-      </w:pPr>
-      <w:hyperlink w:anchor="_Toc234023552" w:history="1">
-        <w:r>
-          <w:rPr>
-            <w:rStyle w:val="Hyperlink"/>
-            <w:noProof/>
-            <w:lang w:val="vi-VN"/>
-          </w:rPr>
-          <w:t>6.3. Hướng phát triển</w:t>
-        </w:r>
-        <w:r>
-          <w:rPr>
-            <w:noProof/>
-            <w:webHidden/>
-          </w:rPr>
-          <w:tab/>
-        </w:r>
-        <w:r>
-          <w:rPr>
-            <w:noProof/>
-            <w:webHidden/>
-          </w:rPr>
-          <w:fldChar w:fldCharType="begin"/>
-        </w:r>
-        <w:r>
-          <w:rPr>
-            <w:noProof/>
-            <w:webHidden/>
-          </w:rPr>
-          <w:instrText xml:space="preserve"> PAGEREF _Toc234023552 \h </w:instrText>
-        </w:r>
-        <w:r>
-          <w:rPr>
-            <w:noProof/>
-            <w:webHidden/>
-          </w:rPr>
-        </w:r>
-        <w:r>
-          <w:rPr>
-            <w:noProof/>
-            <w:webHidden/>
-          </w:rPr>
-          <w:fldChar w:fldCharType="separate"/>
-        </w:r>
-        <w:r>
-          <w:rPr>
-            <w:noProof/>
-            <w:webHidden/>
-          </w:rPr>
-          <w:t>8</w:t>
-        </w:r>
-        <w:r>
-          <w:rPr>
-            <w:noProof/>
-            <w:webHidden/>
-          </w:rPr>
-          <w:fldChar w:fldCharType="end"/>
-        </w:r>
-      </w:hyperlink>
-    </w:p>
-    <w:p>
-      <w:pPr>
-        <w:pStyle w:val="TOC2"/>
-        <w:tabs>
-          <w:tab w:val="right" w:leader="dot" w:pos="9060"/>
-        </w:tabs>
-        <w:spacing w:before="60" w:after="0"/>
         <w:rPr>
           <w:rFonts w:asciiTheme="minorHAnsi" w:eastAsiaTheme="minorEastAsia" w:hAnsiTheme="minorHAnsi"/>
           <w:noProof/>
@@ -2990,10 +2829,144 @@
           <w:kern w:val="2"/>
           <w:sz w:val="24"/>
           <w:szCs w:val="24"/>
-          <w:lang w:val="vi-VN"/>
           <w14:ligatures w14:val="standardContextual"/>
         </w:rPr>
       </w:pPr>
+      <w:hyperlink w:anchor="_Toc234100205" w:history="1">
+        <w:r>
+          <w:rPr>
+            <w:rStyle w:val="Hyperlink"/>
+            <w:noProof/>
+            <w:lang w:val="vi-VN"/>
+          </w:rPr>
+          <w:t>6.3. Hướng phát triển</w:t>
+        </w:r>
+        <w:r>
+          <w:rPr>
+            <w:noProof/>
+            <w:webHidden/>
+          </w:rPr>
+          <w:tab/>
+        </w:r>
+        <w:r>
+          <w:rPr>
+            <w:noProof/>
+            <w:webHidden/>
+          </w:rPr>
+          <w:fldChar w:fldCharType="begin"/>
+        </w:r>
+        <w:r>
+          <w:rPr>
+            <w:noProof/>
+            <w:webHidden/>
+          </w:rPr>
+          <w:instrText xml:space="preserve"> PAGEREF _Toc234100205 \h </w:instrText>
+        </w:r>
+        <w:r>
+          <w:rPr>
+            <w:noProof/>
+            <w:webHidden/>
+          </w:rPr>
+        </w:r>
+        <w:r>
+          <w:rPr>
+            <w:noProof/>
+            <w:webHidden/>
+          </w:rPr>
+          <w:fldChar w:fldCharType="separate"/>
+        </w:r>
+        <w:r>
+          <w:rPr>
+            <w:noProof/>
+            <w:webHidden/>
+          </w:rPr>
+          <w:t>10</w:t>
+        </w:r>
+        <w:r>
+          <w:rPr>
+            <w:noProof/>
+            <w:webHidden/>
+          </w:rPr>
+          <w:fldChar w:fldCharType="end"/>
+        </w:r>
+      </w:hyperlink>
+    </w:p>
+    <w:p>
+      <w:pPr>
+        <w:pStyle w:val="TOC1"/>
+        <w:rPr>
+          <w:rFonts w:asciiTheme="minorHAnsi" w:eastAsiaTheme="minorEastAsia" w:hAnsiTheme="minorHAnsi" w:cstheme="minorBidi"/>
+          <w:b w:val="0"/>
+          <w:bCs w:val="0"/>
+          <w:color w:val="auto"/>
+          <w:kern w:val="2"/>
+          <w:sz w:val="24"/>
+          <w:szCs w:val="24"/>
+          <w:lang w:val="en-US"/>
+          <w14:ligatures w14:val="standardContextual"/>
+        </w:rPr>
+      </w:pPr>
+      <w:hyperlink w:anchor="_Toc234100206" w:history="1">
+        <w:r>
+          <w:rPr>
+            <w:rStyle w:val="Hyperlink"/>
+          </w:rPr>
+          <w:t>ĐƯỜNG D</w:t>
+        </w:r>
+        <w:r>
+          <w:rPr>
+            <w:rStyle w:val="Hyperlink"/>
+          </w:rPr>
+          <w:t>Ẫ</w:t>
+        </w:r>
+        <w:r>
+          <w:rPr>
+            <w:rStyle w:val="Hyperlink"/>
+          </w:rPr>
+          <w:t>N</w:t>
+        </w:r>
+        <w:r>
+          <w:rPr>
+            <w:webHidden/>
+          </w:rPr>
+          <w:tab/>
+        </w:r>
+        <w:r>
+          <w:rPr>
+            <w:webHidden/>
+          </w:rPr>
+          <w:fldChar w:fldCharType="begin"/>
+        </w:r>
+        <w:r>
+          <w:rPr>
+            <w:webHidden/>
+          </w:rPr>
+          <w:instrText xml:space="preserve"> PAGEREF _Toc234100206 \h </w:instrText>
+        </w:r>
+        <w:r>
+          <w:rPr>
+            <w:webHidden/>
+          </w:rPr>
+        </w:r>
+        <w:r>
+          <w:rPr>
+            <w:webHidden/>
+          </w:rPr>
+          <w:fldChar w:fldCharType="separate"/>
+        </w:r>
+        <w:r>
+          <w:rPr>
+            <w:webHidden/>
+          </w:rPr>
+          <w:t>10</w:t>
+        </w:r>
+        <w:r>
+          <w:rPr>
+            <w:webHidden/>
+          </w:rPr>
+          <w:fldChar w:fldCharType="end"/>
+        </w:r>
+      </w:hyperlink>
     </w:p>
     <w:p>
       <w:pPr>
@@ -3007,9 +2980,10 @@
         <w:rPr>
           <w:lang w:val="vi-VN"/>
         </w:rPr>
+        <w:lastRenderedPageBreak/>
         <w:fldChar w:fldCharType="end"/>
       </w:r>
-      <w:bookmarkStart w:id="2" w:name="_Toc234023530"/>
+      <w:bookmarkStart w:id="2" w:name="_Toc234100184"/>
       <w:r>
         <w:rPr>
           <w:lang w:val="vi-VN"/>
@@ -3025,7 +2999,7 @@
           <w:lang w:val="vi-VN"/>
         </w:rPr>
       </w:pPr>
-      <w:bookmarkStart w:id="3" w:name="_Toc234023531"/>
+      <w:bookmarkStart w:id="3" w:name="_Toc234100185"/>
       <w:r>
         <w:rPr>
           <w:lang w:val="vi-VN"/>
@@ -3054,7 +3028,7 @@
           <w:lang w:val="vi-VN"/>
         </w:rPr>
       </w:pPr>
-      <w:bookmarkStart w:id="4" w:name="_Toc234023532"/>
+      <w:bookmarkStart w:id="4" w:name="_Toc234100186"/>
       <w:r>
         <w:rPr>
           <w:lang w:val="vi-VN"/>
@@ -3124,7 +3098,7 @@
           <w:lang w:val="vi-VN"/>
         </w:rPr>
       </w:pPr>
-      <w:bookmarkStart w:id="5" w:name="_Toc234023533"/>
+      <w:bookmarkStart w:id="5" w:name="_Toc234100187"/>
       <w:r>
         <w:rPr>
           <w:lang w:val="vi-VN"/>
@@ -3224,7 +3198,6 @@
           <w:bCs/>
           <w:lang w:val="vi-VN"/>
         </w:rPr>
-        <w:lastRenderedPageBreak/>
         <w:t>Về ngôn ngữ và thư viện:</w:t>
       </w:r>
       <w:r>
@@ -3250,11 +3223,12 @@
           <w:lang w:val="vi-VN"/>
         </w:rPr>
       </w:pPr>
-      <w:bookmarkStart w:id="6" w:name="_Toc234023534"/>
-      <w:r>
-        <w:rPr>
-          <w:lang w:val="vi-VN"/>
-        </w:rPr>
+      <w:bookmarkStart w:id="6" w:name="_Toc234100188"/>
+      <w:r>
+        <w:rPr>
+          <w:lang w:val="vi-VN"/>
+        </w:rPr>
+        <w:lastRenderedPageBreak/>
         <w:t>CHƯƠNG 2: CƠ SỞ LÝ THUYẾT VÀ CÔNG NGHỆ</w:t>
       </w:r>
       <w:bookmarkEnd w:id="6"/>
@@ -3266,7 +3240,7 @@
           <w:lang w:val="vi-VN"/>
         </w:rPr>
       </w:pPr>
-      <w:bookmarkStart w:id="7" w:name="_Toc234023535"/>
+      <w:bookmarkStart w:id="7" w:name="_Toc234100189"/>
       <w:r>
         <w:rPr>
           <w:lang w:val="vi-VN"/>
@@ -3295,7 +3269,7 @@
           <w:lang w:val="vi-VN"/>
         </w:rPr>
       </w:pPr>
-      <w:bookmarkStart w:id="8" w:name="_Toc234023536"/>
+      <w:bookmarkStart w:id="8" w:name="_Toc234100190"/>
       <w:r>
         <w:rPr>
           <w:lang w:val="vi-VN"/>
@@ -3417,12 +3391,11 @@
           <w:lang w:val="vi-VN"/>
         </w:rPr>
       </w:pPr>
-      <w:bookmarkStart w:id="9" w:name="_Toc234023537"/>
-      <w:r>
-        <w:rPr>
-          <w:lang w:val="vi-VN"/>
-        </w:rPr>
-        <w:lastRenderedPageBreak/>
+      <w:bookmarkStart w:id="9" w:name="_Toc234100191"/>
+      <w:r>
+        <w:rPr>
+          <w:lang w:val="vi-VN"/>
+        </w:rPr>
         <w:t>2.3. Kiến trúc xử lý đồng thời (Concurrency)</w:t>
       </w:r>
       <w:bookmarkEnd w:id="9"/>
@@ -3476,7 +3449,14 @@
         <w:rPr>
           <w:lang w:val="vi-VN"/>
         </w:rPr>
-        <w:t xml:space="preserve"> Dự án áp dụng mô hình Thread-per-Connection. Nghĩa là cứ mỗi khi vòng lặp accept() của Server bắt được một Client, nó sẽ "đẻ" ra một Thread (Luồng) hoàn toàn mới và giao Socket của Client đó cho Thread này chăm sóc.</w:t>
+        <w:t xml:space="preserve"> Dự án áp dụng mô hình Thread-per-Connection. Nghĩa là cứ mỗi khi vòng lặp accept() </w:t>
+      </w:r>
+      <w:r>
+        <w:rPr>
+          <w:lang w:val="vi-VN"/>
+        </w:rPr>
+        <w:lastRenderedPageBreak/>
+        <w:t>của Server bắt được một Client, nó sẽ "đẻ" ra một Thread (Luồng) hoàn toàn mới và giao Socket của Client đó cho Thread này chăm sóc.</w:t>
       </w:r>
     </w:p>
     <w:p>
@@ -3547,7 +3527,7 @@
           <w:lang w:val="vi-VN"/>
         </w:rPr>
       </w:pPr>
-      <w:bookmarkStart w:id="10" w:name="_Toc234023538"/>
+      <w:bookmarkStart w:id="10" w:name="_Toc234100192"/>
       <w:r>
         <w:rPr>
           <w:lang w:val="vi-VN"/>
@@ -3563,7 +3543,7 @@
           <w:lang w:val="vi-VN"/>
         </w:rPr>
       </w:pPr>
-      <w:bookmarkStart w:id="11" w:name="_Toc234023539"/>
+      <w:bookmarkStart w:id="11" w:name="_Toc234100193"/>
       <w:r>
         <w:rPr>
           <w:lang w:val="vi-VN"/>
@@ -3584,13 +3564,7 @@
         <w:rPr>
           <w:lang w:val="vi-VN"/>
         </w:rPr>
-        <w:t>Server đóng vai trò là một "Hub" trung tâm phân phối (Router). Không có Client nào nói chuyện trực tiếp với Client khác (Peer-to-Peer). Toàn bộ tin nhắn phải gửi lên Server, Server sẽ bóc tách gói tin và ra quyết định chuyển tiếp tới một Client đích (Unicast) hoặc toàn bộ Client (Broadcast).</w:t>
-      </w:r>
-      <w:r>
-        <w:rPr>
-          <w:lang w:val="vi-VN"/>
-        </w:rPr>
-        <w:t xml:space="preserve"> </w:t>
+        <w:t xml:space="preserve">Server đóng vai trò là một "Hub" trung tâm phân phối (Router). Không có Client nào nói chuyện trực tiếp với Client khác (Peer-to-Peer). Toàn bộ tin nhắn phải gửi lên Server, Server sẽ bóc tách gói tin và ra quyết định chuyển tiếp tới một Client đích (Unicast) hoặc toàn bộ Client (Broadcast). </w:t>
       </w:r>
     </w:p>
     <w:p>
@@ -3604,10 +3578,10 @@
       <w:r>
         <w:rPr>
           <w:rFonts w:cs="Times New Roman"/>
+          <w:noProof/>
           <w:szCs w:val="28"/>
           <w:lang w:val="vi-VN"/>
         </w:rPr>
-        <w:lastRenderedPageBreak/>
         <w:drawing>
           <wp:inline distT="0" distB="0" distL="0" distR="0" wp14:anchorId="5A4B1BC0" wp14:editId="7C0F16E8">
             <wp:extent cx="5759450" cy="2383155"/>
@@ -3624,7 +3598,7 @@
                     <pic:cNvPicPr/>
                   </pic:nvPicPr>
                   <pic:blipFill>
-                    <a:blip r:embed="rId16"/>
+                    <a:blip r:embed="rId10"/>
                     <a:stretch>
                       <a:fillRect/>
                     </a:stretch>
@@ -3652,11 +3626,12 @@
           <w:lang w:val="vi-VN"/>
         </w:rPr>
       </w:pPr>
-      <w:bookmarkStart w:id="12" w:name="_Toc234023540"/>
-      <w:r>
-        <w:rPr>
-          <w:lang w:val="vi-VN"/>
-        </w:rPr>
+      <w:bookmarkStart w:id="12" w:name="_Toc234100194"/>
+      <w:r>
+        <w:rPr>
+          <w:lang w:val="vi-VN"/>
+        </w:rPr>
+        <w:lastRenderedPageBreak/>
         <w:t>3.2. Thiết kế Giao thức thông điệp (Message Protocol)</w:t>
       </w:r>
       <w:bookmarkEnd w:id="12"/>
@@ -3963,7 +3938,7 @@
           <w:lang w:val="vi-VN"/>
         </w:rPr>
       </w:pPr>
-      <w:bookmarkStart w:id="13" w:name="_Toc234023541"/>
+      <w:bookmarkStart w:id="13" w:name="_Toc234100195"/>
       <w:r>
         <w:rPr>
           <w:lang w:val="vi-VN"/>
@@ -3988,13 +3963,7 @@
         <w:rPr>
           <w:lang w:val="vi-VN"/>
         </w:rPr>
-        <w:t>Biểu đồ thể hiện vòng đời từ lúc kết nối đến lúc kết thúc:</w:t>
-      </w:r>
-      <w:r>
-        <w:rPr>
-          <w:lang w:val="vi-VN"/>
-        </w:rPr>
-        <w:t xml:space="preserve"> </w:t>
+        <w:t xml:space="preserve">Biểu đồ thể hiện vòng đời từ lúc kết nối đến lúc kết thúc: </w:t>
       </w:r>
     </w:p>
     <w:p>
@@ -4010,6 +3979,7 @@
       <w:r>
         <w:rPr>
           <w:rFonts w:cs="Times New Roman"/>
+          <w:noProof/>
           <w:szCs w:val="28"/>
           <w:lang w:val="vi-VN"/>
         </w:rPr>
@@ -4030,7 +4000,7 @@
                     <pic:cNvPicPr/>
                   </pic:nvPicPr>
                   <pic:blipFill>
-                    <a:blip r:embed="rId17"/>
+                    <a:blip r:embed="rId11"/>
                     <a:stretch>
                       <a:fillRect/>
                     </a:stretch>
@@ -4069,7 +4039,7 @@
           <w:lang w:val="vi-VN"/>
         </w:rPr>
       </w:pPr>
-      <w:bookmarkStart w:id="14" w:name="_Toc234023542"/>
+      <w:bookmarkStart w:id="14" w:name="_Toc234100196"/>
       <w:r>
         <w:rPr>
           <w:lang w:val="vi-VN"/>
@@ -4085,7 +4055,7 @@
           <w:lang w:val="vi-VN"/>
         </w:rPr>
       </w:pPr>
-      <w:bookmarkStart w:id="15" w:name="_Toc234023543"/>
+      <w:bookmarkStart w:id="15" w:name="_Toc234100197"/>
       <w:r>
         <w:rPr>
           <w:lang w:val="vi-VN"/>
@@ -4155,7 +4125,7 @@
           <w:lang w:val="vi-VN"/>
         </w:rPr>
       </w:pPr>
-      <w:bookmarkStart w:id="16" w:name="_Toc234023544"/>
+      <w:bookmarkStart w:id="16" w:name="_Toc234100198"/>
       <w:r>
         <w:rPr>
           <w:lang w:val="vi-VN"/>
@@ -4195,6 +4165,7 @@
           <w:rFonts w:cs="Times New Roman"/>
           <w:i w:val="0"/>
           <w:iCs w:val="0"/>
+          <w:noProof/>
           <w:sz w:val="28"/>
           <w:szCs w:val="28"/>
           <w:lang w:val="vi-VN"/>
@@ -4215,7 +4186,7 @@
                     <pic:cNvPicPr/>
                   </pic:nvPicPr>
                   <pic:blipFill>
-                    <a:blip r:embed="rId18"/>
+                    <a:blip r:embed="rId12"/>
                     <a:stretch>
                       <a:fillRect/>
                     </a:stretch>
@@ -4254,7 +4225,7 @@
           <w:lang w:val="vi-VN"/>
         </w:rPr>
       </w:pPr>
-      <w:bookmarkStart w:id="17" w:name="_Toc234023545"/>
+      <w:bookmarkStart w:id="17" w:name="_Toc234100199"/>
       <w:r>
         <w:rPr>
           <w:lang w:val="vi-VN"/>
@@ -4309,6 +4280,7 @@
           <w:rFonts w:cs="Times New Roman"/>
           <w:b/>
           <w:bCs/>
+          <w:noProof/>
           <w:szCs w:val="28"/>
           <w:lang w:val="vi-VN"/>
         </w:rPr>
@@ -4328,7 +4300,7 @@
                     <pic:cNvPicPr/>
                   </pic:nvPicPr>
                   <pic:blipFill>
-                    <a:blip r:embed="rId19"/>
+                    <a:blip r:embed="rId13"/>
                     <a:stretch>
                       <a:fillRect/>
                     </a:stretch>
@@ -4348,7 +4320,6 @@
           </wp:inline>
         </w:drawing>
       </w:r>
-      <w:bookmarkStart w:id="18" w:name="_Toc234023546"/>
     </w:p>
     <w:p>
       <w:pPr>
@@ -4386,26 +4357,25 @@
           <w:b/>
           <w:lang w:val="vi-VN"/>
         </w:rPr>
+        <w:t>CHƯƠNG 5: KIỂM THỬ, ĐÁNH GIÁ VÀ KHẮC PHỤC SỰ CỐ</w:t>
+      </w:r>
+    </w:p>
+    <w:p>
+      <w:pPr>
+        <w:pStyle w:val="Heading2"/>
+        <w:rPr>
+          <w:lang w:val="vi-VN"/>
+        </w:rPr>
+      </w:pPr>
+      <w:bookmarkStart w:id="18" w:name="_Toc234100200"/>
+      <w:r>
+        <w:rPr>
+          <w:lang w:val="vi-VN"/>
+        </w:rPr>
         <w:lastRenderedPageBreak/>
-        <w:t>CHƯƠNG 5: KIỂM THỬ, ĐÁNH GIÁ VÀ KHẮC PHỤC SỰ CỐ</w:t>
+        <w:t>5.1. Kịch bản kiểm thử (Test Cases)</w:t>
       </w:r>
       <w:bookmarkEnd w:id="18"/>
-    </w:p>
-    <w:p>
-      <w:pPr>
-        <w:pStyle w:val="Heading2"/>
-        <w:rPr>
-          <w:lang w:val="vi-VN"/>
-        </w:rPr>
-      </w:pPr>
-      <w:bookmarkStart w:id="19" w:name="_Toc234023547"/>
-      <w:r>
-        <w:rPr>
-          <w:lang w:val="vi-VN"/>
-        </w:rPr>
-        <w:t>5.1. Kịch bản kiểm thử (Test Cases)</w:t>
-      </w:r>
-      <w:bookmarkEnd w:id="19"/>
     </w:p>
     <w:p>
       <w:pPr>
@@ -4492,14 +4462,14 @@
           <w:lang w:val="vi-VN"/>
         </w:rPr>
       </w:pPr>
-      <w:bookmarkStart w:id="20" w:name="_Toc234023548"/>
+      <w:bookmarkStart w:id="19" w:name="_Toc234100201"/>
       <w:r>
         <w:rPr>
           <w:lang w:val="vi-VN"/>
         </w:rPr>
         <w:t>5.2. Các khó khăn đã gặp và giải pháp</w:t>
       </w:r>
-      <w:bookmarkEnd w:id="20"/>
+      <w:bookmarkEnd w:id="19"/>
     </w:p>
     <w:p>
       <w:pPr>
@@ -4607,7 +4577,6 @@
           <w:lang w:val="vi-VN"/>
         </w:rPr>
       </w:pPr>
-      <w:bookmarkStart w:id="21" w:name="_Toc234023549"/>
     </w:p>
     <w:p>
       <w:pPr>
@@ -4616,58 +4585,60 @@
           <w:lang w:val="vi-VN"/>
         </w:rPr>
       </w:pPr>
+      <w:bookmarkStart w:id="20" w:name="_Toc234100202"/>
       <w:r>
         <w:rPr>
           <w:lang w:val="vi-VN"/>
         </w:rPr>
         <w:t>CHƯƠNG 6: KẾT LUẬN VÀ HƯỚNG PHÁT TRIỂN</w:t>
       </w:r>
+      <w:bookmarkEnd w:id="20"/>
+    </w:p>
+    <w:p>
+      <w:pPr>
+        <w:pStyle w:val="Heading2"/>
+        <w:rPr>
+          <w:lang w:val="vi-VN"/>
+        </w:rPr>
+      </w:pPr>
+      <w:bookmarkStart w:id="21" w:name="_Toc234100203"/>
+      <w:r>
+        <w:rPr>
+          <w:lang w:val="vi-VN"/>
+        </w:rPr>
+        <w:t>6.1. Thành tựu đạt được</w:t>
+      </w:r>
       <w:bookmarkEnd w:id="21"/>
     </w:p>
     <w:p>
       <w:pPr>
+        <w:rPr>
+          <w:lang w:val="vi-VN"/>
+        </w:rPr>
+      </w:pPr>
+      <w:r>
+        <w:rPr>
+          <w:lang w:val="vi-VN"/>
+        </w:rPr>
+        <w:t>Nhóm đã xây dựng thành công một kiến trúc Client-Server mạnh mẽ. Dự án chứng minh được tính hiệu quả của mô hình Đa luồng (Multi-threading) và tính toàn vẹn của giao thức TCP. Toàn bộ logic giao diện được phân tách rõ ràng với tầng xử lý mạng.</w:t>
+      </w:r>
+    </w:p>
+    <w:p>
+      <w:pPr>
         <w:pStyle w:val="Heading2"/>
         <w:rPr>
           <w:lang w:val="vi-VN"/>
         </w:rPr>
       </w:pPr>
-      <w:bookmarkStart w:id="22" w:name="_Toc234023550"/>
-      <w:r>
-        <w:rPr>
-          <w:lang w:val="vi-VN"/>
-        </w:rPr>
-        <w:t>6.1. Thành tựu đạt được</w:t>
+      <w:bookmarkStart w:id="22" w:name="_Toc234100204"/>
+      <w:r>
+        <w:rPr>
+          <w:lang w:val="vi-VN"/>
+        </w:rPr>
+        <w:lastRenderedPageBreak/>
+        <w:t>6.2. Hạn chế</w:t>
       </w:r>
       <w:bookmarkEnd w:id="22"/>
-    </w:p>
-    <w:p>
-      <w:pPr>
-        <w:rPr>
-          <w:lang w:val="vi-VN"/>
-        </w:rPr>
-      </w:pPr>
-      <w:r>
-        <w:rPr>
-          <w:lang w:val="vi-VN"/>
-        </w:rPr>
-        <w:t>Nhóm đã xây dựng thành công một kiến trúc Client-Server mạnh mẽ. Dự án chứng minh được tính hiệu quả của mô hình Đa luồng (Multi-threading) và tính toàn vẹn của giao thức TCP. Toàn bộ logic giao diện được phân tách rõ ràng với tầng xử lý mạng.</w:t>
-      </w:r>
-    </w:p>
-    <w:p>
-      <w:pPr>
-        <w:pStyle w:val="Heading2"/>
-        <w:rPr>
-          <w:lang w:val="vi-VN"/>
-        </w:rPr>
-      </w:pPr>
-      <w:bookmarkStart w:id="23" w:name="_Toc234023551"/>
-      <w:r>
-        <w:rPr>
-          <w:lang w:val="vi-VN"/>
-        </w:rPr>
-        <w:t>6.2. Hạn chế</w:t>
-      </w:r>
-      <w:bookmarkEnd w:id="23"/>
     </w:p>
     <w:p>
       <w:pPr>
@@ -4712,14 +4683,14 @@
           <w:lang w:val="vi-VN"/>
         </w:rPr>
       </w:pPr>
-      <w:bookmarkStart w:id="24" w:name="_Toc234023552"/>
+      <w:bookmarkStart w:id="23" w:name="_Toc234100205"/>
       <w:r>
         <w:rPr>
           <w:lang w:val="vi-VN"/>
         </w:rPr>
         <w:t>6.3. Hướng phát triển</w:t>
       </w:r>
-      <w:bookmarkEnd w:id="24"/>
+      <w:bookmarkEnd w:id="23"/>
     </w:p>
     <w:p>
       <w:pPr>
@@ -4772,17 +4743,152 @@
         <w:rPr>
           <w:lang w:val="vi-VN"/>
         </w:rPr>
-        <w:t>Cải thiện kiến trúc Server: chuyển dịch từ Multi-threading sang kiến trúc Asynchronous I/O (asyncio) để nâng cao năng lực chịu tải hàng ngàn kết nối đồng thời với lượng RAM tối thiểu.</w:t>
-      </w:r>
-      <w:r>
-        <w:rPr>
+        <w:t xml:space="preserve">Cải thiện kiến trúc Server: chuyển dịch từ Multi-threading sang kiến trúc Asynchronous I/O (asyncio) để nâng cao năng lực chịu tải hàng ngàn kết nối đồng thời với lượng RAM tối thiểu. </w:t>
+      </w:r>
+    </w:p>
+    <w:p>
+      <w:pPr>
+        <w:pStyle w:val="ListParagraph"/>
+        <w:ind w:left="360" w:firstLine="0"/>
+        <w:jc w:val="left"/>
+        <w:rPr>
+          <w:lang w:val="vi-VN"/>
+        </w:rPr>
+      </w:pPr>
+    </w:p>
+    <w:p>
+      <w:pPr>
+        <w:pStyle w:val="Heading1"/>
+      </w:pPr>
+      <w:bookmarkStart w:id="24" w:name="_Toc234100206"/>
+      <w:r>
+        <w:t>ĐƯỜNG DẪN</w:t>
+      </w:r>
+      <w:bookmarkEnd w:id="24"/>
+    </w:p>
+    <w:p>
+      <w:pPr>
+        <w:pStyle w:val="ListParagraph"/>
+        <w:numPr>
+          <w:ilvl w:val="0"/>
+          <w:numId w:val="46"/>
+        </w:numPr>
+        <w:jc w:val="left"/>
+        <w:rPr>
+          <w:szCs w:val="24"/>
+          <w:lang w:val="vi-VN"/>
+        </w:rPr>
+      </w:pPr>
+      <w:r>
+        <w:rPr>
+          <w:szCs w:val="24"/>
+        </w:rPr>
+        <w:t>Github</w:t>
+      </w:r>
+      <w:r>
+        <w:rPr>
+          <w:szCs w:val="24"/>
+          <w:lang w:val="vi-VN"/>
+        </w:rPr>
+        <w:t xml:space="preserve">: </w:t>
+      </w:r>
+      <w:hyperlink r:id="rId14" w:history="1">
+        <w:r>
+          <w:rPr>
+            <w:rStyle w:val="Hyperlink"/>
+            <w:szCs w:val="24"/>
+            <w:lang w:val="vi-VN"/>
+          </w:rPr>
+          <w:t>https://github.com/QynhAnhh/Chat-GUI-via-TCP---Group-12</w:t>
+        </w:r>
+      </w:hyperlink>
+    </w:p>
+    <w:p>
+      <w:pPr>
+        <w:pStyle w:val="ListParagraph"/>
+        <w:numPr>
+          <w:ilvl w:val="0"/>
+          <w:numId w:val="45"/>
+        </w:numPr>
+        <w:jc w:val="left"/>
+        <w:rPr>
+          <w:szCs w:val="24"/>
+          <w:lang w:val="vi-VN"/>
+        </w:rPr>
+      </w:pPr>
+      <w:r>
+        <w:rPr>
+          <w:szCs w:val="24"/>
+          <w:lang w:val="vi-VN"/>
+        </w:rPr>
+        <w:t>Video báo cáo</w:t>
+      </w:r>
+    </w:p>
+    <w:p>
+      <w:pPr>
+        <w:pStyle w:val="ListParagraph"/>
+        <w:numPr>
+          <w:ilvl w:val="0"/>
+          <w:numId w:val="47"/>
+        </w:numPr>
+        <w:jc w:val="left"/>
+        <w:rPr>
+          <w:szCs w:val="24"/>
+          <w:lang w:val="vi-VN"/>
+        </w:rPr>
+      </w:pPr>
+      <w:r>
+        <w:rPr>
+          <w:szCs w:val="24"/>
+          <w:lang w:val="vi-VN"/>
+        </w:rPr>
+        <w:t xml:space="preserve">Youtube: </w:t>
+      </w:r>
+      <w:r>
+        <w:rPr>
+          <w:szCs w:val="24"/>
+          <w:lang w:val="vi-VN"/>
+        </w:rPr>
+        <w:t>https://youtu.be/2HWaKv1e8fQ</w:t>
+      </w:r>
+    </w:p>
+    <w:p>
+      <w:pPr>
+        <w:pStyle w:val="ListParagraph"/>
+        <w:numPr>
+          <w:ilvl w:val="0"/>
+          <w:numId w:val="47"/>
+        </w:numPr>
+        <w:jc w:val="left"/>
+        <w:rPr>
+          <w:szCs w:val="24"/>
+          <w:lang w:val="vi-VN"/>
+        </w:rPr>
+      </w:pPr>
+      <w:r>
+        <w:rPr>
+          <w:szCs w:val="24"/>
+          <w:lang w:val="vi-VN"/>
+        </w:rPr>
+        <w:t>Google Drive:</w:t>
+      </w:r>
+      <w:r>
+        <w:rPr>
+          <w:szCs w:val="24"/>
           <w:lang w:val="vi-VN"/>
         </w:rPr>
         <w:t xml:space="preserve"> </w:t>
       </w:r>
+      <w:r>
+        <w:rPr>
+          <w:szCs w:val="24"/>
+          <w:lang w:val="vi-VN"/>
+        </w:rPr>
+        <w:t>https://drive.google.com/drive/folders/1BDnm8JK6ftYkQnSmEw9JQnb3U6v72GKF?usp=sharing</w:t>
+      </w:r>
     </w:p>
     <w:sectPr>
-      <w:headerReference w:type="default" r:id="rId20"/>
+      <w:headerReference w:type="default" r:id="rId15"/>
       <w:pgSz w:w="11906" w:h="16838" w:code="9"/>
       <w:pgMar w:top="1418" w:right="1418" w:bottom="1418" w:left="1418" w:header="720" w:footer="720" w:gutter="0"/>
       <w:pgNumType w:start="1"/>
@@ -4820,73 +4926,6 @@
 </w:endnotes>
 </file>
 
-<file path=word/footer1.xml><?xml version="1.0" encoding="utf-8"?>
-<w:ftr xmlns:wpc="http://schemas.microsoft.com/office/word/2010/wordprocessingCanvas" xmlns:cx="http://schemas.microsoft.com/office/drawing/2014/chartex" xmlns:cx1="http://schemas.microsoft.com/office/drawing/2015/9/8/chartex" xmlns:cx2="http://schemas.microsoft.com/office/drawing/2015/10/21/chartex" xmlns:cx3="http://schemas.microsoft.com/office/drawing/2016/5/9/chartex" xmlns:cx4="http://schemas.microsoft.com/office/drawing/2016/5/10/chartex" xmlns:cx5="http://schemas.microsoft.com/office/drawing/2016/5/11/chartex" xmlns:cx6="http://schemas.microsoft.com/office/drawing/2016/5/12/chartex" xmlns:cx7="http://schemas.microsoft.com/office/drawing/2016/5/13/chartex" xmlns:cx8="http://schemas.microsoft.com/office/drawing/2016/5/14/chartex" xmlns:mc="http://schemas.openxmlformats.org/markup-compatibility/2006" xmlns:aink="http://schemas.microsoft.com/office/drawing/2016/ink" xmlns:am3d="http://schemas.microsoft.com/office/drawing/2017/model3d" xmlns:o="urn:schemas-microsoft-com:office:office" xmlns:oel="http://schemas.microsoft.com/office/2019/extlst" xmlns:r="http://schemas.openxmlformats.org/officeDocument/2006/relationships" xmlns:m="http://schemas.openxmlformats.org/officeDocument/2006/math" xmlns:v="urn:schemas-microsoft-com:vml" xmlns:wp14="http://schemas.microsoft.com/office/word/2010/wordprocessingDrawing" xmlns:wp="http://schemas.openxmlformats.org/drawingml/2006/wordprocessingDrawing" xmlns:w10="urn:schemas-microsoft-com:office:word" xmlns:w="http://schemas.openxmlformats.org/wordprocessingml/2006/main" xmlns:w14="http://schemas.microsoft.com/office/word/2010/wordml" xmlns:w15="http://schemas.microsoft.com/office/word/2012/wordml" xmlns:w16cex="http://schemas.microsoft.com/office/word/2018/wordml/cex" xmlns:w16cid="http://schemas.microsoft.com/office/word/2016/wordml/cid" xmlns:w16="http://schemas.microsoft.com/office/word/2018/wordml" xmlns:w16sdtdh="http://schemas.microsoft.com/office/word/2020/wordml/sdtdatahash" xmlns:w16se="http://schemas.microsoft.com/office/word/2015/wordml/symex" xmlns:wpg="http://schemas.microsoft.com/office/word/2010/wordprocessingGroup" xmlns:wpi="http://schemas.microsoft.com/office/word/2010/wordprocessingInk" xmlns:wne="http://schemas.microsoft.com/office/word/2006/wordml" xmlns:wps="http://schemas.microsoft.com/office/word/2010/wordprocessingShape" mc:Ignorable="w14 w15 w16se w16cid w16 w16cex w16sdtdh wp14">
-  <w:p>
-    <w:pPr>
-      <w:pStyle w:val="Footer"/>
-    </w:pPr>
-  </w:p>
-</w:ftr>
-</file>
-
-<file path=word/footer2.xml><?xml version="1.0" encoding="utf-8"?>
-<w:ftr xmlns:wpc="http://schemas.microsoft.com/office/word/2010/wordprocessingCanvas" xmlns:cx="http://schemas.microsoft.com/office/drawing/2014/chartex" xmlns:cx1="http://schemas.microsoft.com/office/drawing/2015/9/8/chartex" xmlns:cx2="http://schemas.microsoft.com/office/drawing/2015/10/21/chartex" xmlns:cx3="http://schemas.microsoft.com/office/drawing/2016/5/9/chartex" xmlns:cx4="http://schemas.microsoft.com/office/drawing/2016/5/10/chartex" xmlns:cx5="http://schemas.microsoft.com/office/drawing/2016/5/11/chartex" xmlns:cx6="http://schemas.microsoft.com/office/drawing/2016/5/12/chartex" xmlns:cx7="http://schemas.microsoft.com/office/drawing/2016/5/13/chartex" xmlns:cx8="http://schemas.microsoft.com/office/drawing/2016/5/14/chartex" xmlns:mc="http://schemas.openxmlformats.org/markup-compatibility/2006" xmlns:aink="http://schemas.microsoft.com/office/drawing/2016/ink" xmlns:am3d="http://schemas.microsoft.com/office/drawing/2017/model3d" xmlns:o="urn:schemas-microsoft-com:office:office" xmlns:oel="http://schemas.microsoft.com/office/2019/extlst" xmlns:r="http://schemas.openxmlformats.org/officeDocument/2006/relationships" xmlns:m="http://schemas.openxmlformats.org/officeDocument/2006/math" xmlns:v="urn:schemas-microsoft-com:vml" xmlns:wp14="http://schemas.microsoft.com/office/word/2010/wordprocessingDrawing" xmlns:wp="http://schemas.openxmlformats.org/drawingml/2006/wordprocessingDrawing" xmlns:w10="urn:schemas-microsoft-com:office:word" xmlns:w="http://schemas.openxmlformats.org/wordprocessingml/2006/main" xmlns:w14="http://schemas.microsoft.com/office/word/2010/wordml" xmlns:w15="http://schemas.microsoft.com/office/word/2012/wordml" xmlns:w16cex="http://schemas.microsoft.com/office/word/2018/wordml/cex" xmlns:w16cid="http://schemas.microsoft.com/office/word/2016/wordml/cid" xmlns:w16="http://schemas.microsoft.com/office/word/2018/wordml" xmlns:w16sdtdh="http://schemas.microsoft.com/office/word/2020/wordml/sdtdatahash" xmlns:w16se="http://schemas.microsoft.com/office/word/2015/wordml/symex" xmlns:wpg="http://schemas.microsoft.com/office/word/2010/wordprocessingGroup" xmlns:wpi="http://schemas.microsoft.com/office/word/2010/wordprocessingInk" xmlns:wne="http://schemas.microsoft.com/office/word/2006/wordml" xmlns:wps="http://schemas.microsoft.com/office/word/2010/wordprocessingShape" mc:Ignorable="w14 w15 w16se w16cid w16 w16cex w16sdtdh wp14">
-  <w:sdt>
-    <w:sdtPr>
-      <w:id w:val="-1444692128"/>
-      <w:docPartObj>
-        <w:docPartGallery w:val="Page Numbers (Bottom of Page)"/>
-        <w:docPartUnique/>
-      </w:docPartObj>
-    </w:sdtPr>
-    <w:sdtContent>
-      <w:p>
-        <w:pPr>
-          <w:pStyle w:val="Footer"/>
-          <w:spacing w:before="288" w:after="288"/>
-          <w:jc w:val="center"/>
-        </w:pPr>
-        <w:r>
-          <w:fldChar w:fldCharType="begin"/>
-        </w:r>
-        <w:r>
-          <w:instrText>PAGE   \* MERGEFORMAT</w:instrText>
-        </w:r>
-        <w:r>
-          <w:fldChar w:fldCharType="separate"/>
-        </w:r>
-        <w:r>
-          <w:rPr>
-            <w:lang w:val="en-GB"/>
-          </w:rPr>
-          <w:t>2</w:t>
-        </w:r>
-        <w:r>
-          <w:fldChar w:fldCharType="end"/>
-        </w:r>
-      </w:p>
-    </w:sdtContent>
-  </w:sdt>
-  <w:p>
-    <w:pPr>
-      <w:pStyle w:val="Footer"/>
-      <w:spacing w:before="288" w:after="288"/>
-    </w:pPr>
-  </w:p>
-</w:ftr>
-</file>
-
-<file path=word/footer3.xml><?xml version="1.0" encoding="utf-8"?>
-<w:ftr xmlns:wpc="http://schemas.microsoft.com/office/word/2010/wordprocessingCanvas" xmlns:cx="http://schemas.microsoft.com/office/drawing/2014/chartex" xmlns:cx1="http://schemas.microsoft.com/office/drawing/2015/9/8/chartex" xmlns:cx2="http://schemas.microsoft.com/office/drawing/2015/10/21/chartex" xmlns:cx3="http://schemas.microsoft.com/office/drawing/2016/5/9/chartex" xmlns:cx4="http://schemas.microsoft.com/office/drawing/2016/5/10/chartex" xmlns:cx5="http://schemas.microsoft.com/office/drawing/2016/5/11/chartex" xmlns:cx6="http://schemas.microsoft.com/office/drawing/2016/5/12/chartex" xmlns:cx7="http://schemas.microsoft.com/office/drawing/2016/5/13/chartex" xmlns:cx8="http://schemas.microsoft.com/office/drawing/2016/5/14/chartex" xmlns:mc="http://schemas.openxmlformats.org/markup-compatibility/2006" xmlns:aink="http://schemas.microsoft.com/office/drawing/2016/ink" xmlns:am3d="http://schemas.microsoft.com/office/drawing/2017/model3d" xmlns:o="urn:schemas-microsoft-com:office:office" xmlns:oel="http://schemas.microsoft.com/office/2019/extlst" xmlns:r="http://schemas.openxmlformats.org/officeDocument/2006/relationships" xmlns:m="http://schemas.openxmlformats.org/officeDocument/2006/math" xmlns:v="urn:schemas-microsoft-com:vml" xmlns:wp14="http://schemas.microsoft.com/office/word/2010/wordprocessingDrawing" xmlns:wp="http://schemas.openxmlformats.org/drawingml/2006/wordprocessingDrawing" xmlns:w10="urn:schemas-microsoft-com:office:word" xmlns:w="http://schemas.openxmlformats.org/wordprocessingml/2006/main" xmlns:w14="http://schemas.microsoft.com/office/word/2010/wordml" xmlns:w15="http://schemas.microsoft.com/office/word/2012/wordml" xmlns:w16cex="http://schemas.microsoft.com/office/word/2018/wordml/cex" xmlns:w16cid="http://schemas.microsoft.com/office/word/2016/wordml/cid" xmlns:w16="http://schemas.microsoft.com/office/word/2018/wordml" xmlns:w16sdtdh="http://schemas.microsoft.com/office/word/2020/wordml/sdtdatahash" xmlns:w16se="http://schemas.microsoft.com/office/word/2015/wordml/symex" xmlns:wpg="http://schemas.microsoft.com/office/word/2010/wordprocessingGroup" xmlns:wpi="http://schemas.microsoft.com/office/word/2010/wordprocessingInk" xmlns:wne="http://schemas.microsoft.com/office/word/2006/wordml" xmlns:wps="http://schemas.microsoft.com/office/word/2010/wordprocessingShape" mc:Ignorable="w14 w15 w16se w16cid w16 w16cex w16sdtdh wp14">
-  <w:p>
-    <w:pPr>
-      <w:pStyle w:val="Footer"/>
-    </w:pPr>
-  </w:p>
-</w:ftr>
-</file>
-
 <file path=word/footnotes.xml><?xml version="1.0" encoding="utf-8"?>
 <w:footnotes xmlns:wpc="http://schemas.microsoft.com/office/word/2010/wordprocessingCanvas" xmlns:cx="http://schemas.microsoft.com/office/drawing/2014/chartex" xmlns:cx1="http://schemas.microsoft.com/office/drawing/2015/9/8/chartex" xmlns:cx2="http://schemas.microsoft.com/office/drawing/2015/10/21/chartex" xmlns:cx3="http://schemas.microsoft.com/office/drawing/2016/5/9/chartex" xmlns:cx4="http://schemas.microsoft.com/office/drawing/2016/5/10/chartex" xmlns:cx5="http://schemas.microsoft.com/office/drawing/2016/5/11/chartex" xmlns:cx6="http://schemas.microsoft.com/office/drawing/2016/5/12/chartex" xmlns:cx7="http://schemas.microsoft.com/office/drawing/2016/5/13/chartex" xmlns:cx8="http://schemas.microsoft.com/office/drawing/2016/5/14/chartex" xmlns:mc="http://schemas.openxmlformats.org/markup-compatibility/2006" xmlns:aink="http://schemas.microsoft.com/office/drawing/2016/ink" xmlns:am3d="http://schemas.microsoft.com/office/drawing/2017/model3d" xmlns:o="urn:schemas-microsoft-com:office:office" xmlns:oel="http://schemas.microsoft.com/office/2019/extlst" xmlns:r="http://schemas.openxmlformats.org/officeDocument/2006/relationships" xmlns:m="http://schemas.openxmlformats.org/officeDocument/2006/math" xmlns:v="urn:schemas-microsoft-com:vml" xmlns:wp14="http://schemas.microsoft.com/office/word/2010/wordprocessingDrawing" xmlns:wp="http://schemas.openxmlformats.org/drawingml/2006/wordprocessingDrawing" xmlns:w10="urn:schemas-microsoft-com:office:word" xmlns:w="http://schemas.openxmlformats.org/wordprocessingml/2006/main" xmlns:w14="http://schemas.microsoft.com/office/word/2010/wordml" xmlns:w15="http://schemas.microsoft.com/office/word/2012/wordml" xmlns:w16cex="http://schemas.microsoft.com/office/word/2018/wordml/cex" xmlns:w16cid="http://schemas.microsoft.com/office/word/2016/wordml/cid" xmlns:w16="http://schemas.microsoft.com/office/word/2018/wordml" xmlns:w16sdtdh="http://schemas.microsoft.com/office/word/2020/wordml/sdtdatahash" xmlns:w16se="http://schemas.microsoft.com/office/word/2015/wordml/symex" xmlns:wpg="http://schemas.microsoft.com/office/word/2010/wordprocessingGroup" xmlns:wpi="http://schemas.microsoft.com/office/word/2010/wordprocessingInk" xmlns:wne="http://schemas.microsoft.com/office/word/2006/wordml" xmlns:wps="http://schemas.microsoft.com/office/word/2010/wordprocessingShape" mc:Ignorable="w14 w15 w16se w16cid w16 w16cex w16sdtdh wp14">
   <w:footnote w:type="separator" w:id="-1">
@@ -4915,36 +4954,6 @@
 </file>
 
 <file path=word/header1.xml><?xml version="1.0" encoding="utf-8"?>
-<w:hdr xmlns:wpc="http://schemas.microsoft.com/office/word/2010/wordprocessingCanvas" xmlns:cx="http://schemas.microsoft.com/office/drawing/2014/chartex" xmlns:cx1="http://schemas.microsoft.com/office/drawing/2015/9/8/chartex" xmlns:cx2="http://schemas.microsoft.com/office/drawing/2015/10/21/chartex" xmlns:cx3="http://schemas.microsoft.com/office/drawing/2016/5/9/chartex" xmlns:cx4="http://schemas.microsoft.com/office/drawing/2016/5/10/chartex" xmlns:cx5="http://schemas.microsoft.com/office/drawing/2016/5/11/chartex" xmlns:cx6="http://schemas.microsoft.com/office/drawing/2016/5/12/chartex" xmlns:cx7="http://schemas.microsoft.com/office/drawing/2016/5/13/chartex" xmlns:cx8="http://schemas.microsoft.com/office/drawing/2016/5/14/chartex" xmlns:mc="http://schemas.openxmlformats.org/markup-compatibility/2006" xmlns:aink="http://schemas.microsoft.com/office/drawing/2016/ink" xmlns:am3d="http://schemas.microsoft.com/office/drawing/2017/model3d" xmlns:o="urn:schemas-microsoft-com:office:office" xmlns:oel="http://schemas.microsoft.com/office/2019/extlst" xmlns:r="http://schemas.openxmlformats.org/officeDocument/2006/relationships" xmlns:m="http://schemas.openxmlformats.org/officeDocument/2006/math" xmlns:v="urn:schemas-microsoft-com:vml" xmlns:wp14="http://schemas.microsoft.com/office/word/2010/wordprocessingDrawing" xmlns:wp="http://schemas.openxmlformats.org/drawingml/2006/wordprocessingDrawing" xmlns:w10="urn:schemas-microsoft-com:office:word" xmlns:w="http://schemas.openxmlformats.org/wordprocessingml/2006/main" xmlns:w14="http://schemas.microsoft.com/office/word/2010/wordml" xmlns:w15="http://schemas.microsoft.com/office/word/2012/wordml" xmlns:w16cex="http://schemas.microsoft.com/office/word/2018/wordml/cex" xmlns:w16cid="http://schemas.microsoft.com/office/word/2016/wordml/cid" xmlns:w16="http://schemas.microsoft.com/office/word/2018/wordml" xmlns:w16sdtdh="http://schemas.microsoft.com/office/word/2020/wordml/sdtdatahash" xmlns:w16se="http://schemas.microsoft.com/office/word/2015/wordml/symex" xmlns:wpg="http://schemas.microsoft.com/office/word/2010/wordprocessingGroup" xmlns:wpi="http://schemas.microsoft.com/office/word/2010/wordprocessingInk" xmlns:wne="http://schemas.microsoft.com/office/word/2006/wordml" xmlns:wps="http://schemas.microsoft.com/office/word/2010/wordprocessingShape" mc:Ignorable="w14 w15 w16se w16cid w16 w16cex w16sdtdh wp14">
-  <w:p>
-    <w:pPr>
-      <w:pStyle w:val="Header"/>
-    </w:pPr>
-  </w:p>
-</w:hdr>
-</file>
-
-<file path=word/header2.xml><?xml version="1.0" encoding="utf-8"?>
-<w:hdr xmlns:wpc="http://schemas.microsoft.com/office/word/2010/wordprocessingCanvas" xmlns:cx="http://schemas.microsoft.com/office/drawing/2014/chartex" xmlns:cx1="http://schemas.microsoft.com/office/drawing/2015/9/8/chartex" xmlns:cx2="http://schemas.microsoft.com/office/drawing/2015/10/21/chartex" xmlns:cx3="http://schemas.microsoft.com/office/drawing/2016/5/9/chartex" xmlns:cx4="http://schemas.microsoft.com/office/drawing/2016/5/10/chartex" xmlns:cx5="http://schemas.microsoft.com/office/drawing/2016/5/11/chartex" xmlns:cx6="http://schemas.microsoft.com/office/drawing/2016/5/12/chartex" xmlns:cx7="http://schemas.microsoft.com/office/drawing/2016/5/13/chartex" xmlns:cx8="http://schemas.microsoft.com/office/drawing/2016/5/14/chartex" xmlns:mc="http://schemas.openxmlformats.org/markup-compatibility/2006" xmlns:aink="http://schemas.microsoft.com/office/drawing/2016/ink" xmlns:am3d="http://schemas.microsoft.com/office/drawing/2017/model3d" xmlns:o="urn:schemas-microsoft-com:office:office" xmlns:oel="http://schemas.microsoft.com/office/2019/extlst" xmlns:r="http://schemas.openxmlformats.org/officeDocument/2006/relationships" xmlns:m="http://schemas.openxmlformats.org/officeDocument/2006/math" xmlns:v="urn:schemas-microsoft-com:vml" xmlns:wp14="http://schemas.microsoft.com/office/word/2010/wordprocessingDrawing" xmlns:wp="http://schemas.openxmlformats.org/drawingml/2006/wordprocessingDrawing" xmlns:w10="urn:schemas-microsoft-com:office:word" xmlns:w="http://schemas.openxmlformats.org/wordprocessingml/2006/main" xmlns:w14="http://schemas.microsoft.com/office/word/2010/wordml" xmlns:w15="http://schemas.microsoft.com/office/word/2012/wordml" xmlns:w16cex="http://schemas.microsoft.com/office/word/2018/wordml/cex" xmlns:w16cid="http://schemas.microsoft.com/office/word/2016/wordml/cid" xmlns:w16="http://schemas.microsoft.com/office/word/2018/wordml" xmlns:w16sdtdh="http://schemas.microsoft.com/office/word/2020/wordml/sdtdatahash" xmlns:w16se="http://schemas.microsoft.com/office/word/2015/wordml/symex" xmlns:wpg="http://schemas.microsoft.com/office/word/2010/wordprocessingGroup" xmlns:wpi="http://schemas.microsoft.com/office/word/2010/wordprocessingInk" xmlns:wne="http://schemas.microsoft.com/office/word/2006/wordml" xmlns:wps="http://schemas.microsoft.com/office/word/2010/wordprocessingShape" mc:Ignorable="w14 w15 w16se w16cid w16 w16cex w16sdtdh wp14">
-  <w:p>
-    <w:pPr>
-      <w:pStyle w:val="Header"/>
-    </w:pPr>
-  </w:p>
-</w:hdr>
-</file>
-
-<file path=word/header3.xml><?xml version="1.0" encoding="utf-8"?>
-<w:hdr xmlns:wpc="http://schemas.microsoft.com/office/word/2010/wordprocessingCanvas" xmlns:cx="http://schemas.microsoft.com/office/drawing/2014/chartex" xmlns:cx1="http://schemas.microsoft.com/office/drawing/2015/9/8/chartex" xmlns:cx2="http://schemas.microsoft.com/office/drawing/2015/10/21/chartex" xmlns:cx3="http://schemas.microsoft.com/office/drawing/2016/5/9/chartex" xmlns:cx4="http://schemas.microsoft.com/office/drawing/2016/5/10/chartex" xmlns:cx5="http://schemas.microsoft.com/office/drawing/2016/5/11/chartex" xmlns:cx6="http://schemas.microsoft.com/office/drawing/2016/5/12/chartex" xmlns:cx7="http://schemas.microsoft.com/office/drawing/2016/5/13/chartex" xmlns:cx8="http://schemas.microsoft.com/office/drawing/2016/5/14/chartex" xmlns:mc="http://schemas.openxmlformats.org/markup-compatibility/2006" xmlns:aink="http://schemas.microsoft.com/office/drawing/2016/ink" xmlns:am3d="http://schemas.microsoft.com/office/drawing/2017/model3d" xmlns:o="urn:schemas-microsoft-com:office:office" xmlns:oel="http://schemas.microsoft.com/office/2019/extlst" xmlns:r="http://schemas.openxmlformats.org/officeDocument/2006/relationships" xmlns:m="http://schemas.openxmlformats.org/officeDocument/2006/math" xmlns:v="urn:schemas-microsoft-com:vml" xmlns:wp14="http://schemas.microsoft.com/office/word/2010/wordprocessingDrawing" xmlns:wp="http://schemas.openxmlformats.org/drawingml/2006/wordprocessingDrawing" xmlns:w10="urn:schemas-microsoft-com:office:word" xmlns:w="http://schemas.openxmlformats.org/wordprocessingml/2006/main" xmlns:w14="http://schemas.microsoft.com/office/word/2010/wordml" xmlns:w15="http://schemas.microsoft.com/office/word/2012/wordml" xmlns:w16cex="http://schemas.microsoft.com/office/word/2018/wordml/cex" xmlns:w16cid="http://schemas.microsoft.com/office/word/2016/wordml/cid" xmlns:w16="http://schemas.microsoft.com/office/word/2018/wordml" xmlns:w16sdtdh="http://schemas.microsoft.com/office/word/2020/wordml/sdtdatahash" xmlns:w16se="http://schemas.microsoft.com/office/word/2015/wordml/symex" xmlns:wpg="http://schemas.microsoft.com/office/word/2010/wordprocessingGroup" xmlns:wpi="http://schemas.microsoft.com/office/word/2010/wordprocessingInk" xmlns:wne="http://schemas.microsoft.com/office/word/2006/wordml" xmlns:wps="http://schemas.microsoft.com/office/word/2010/wordprocessingShape" mc:Ignorable="w14 w15 w16se w16cid w16 w16cex w16sdtdh wp14">
-  <w:p>
-    <w:pPr>
-      <w:pStyle w:val="Header"/>
-    </w:pPr>
-  </w:p>
-</w:hdr>
-</file>
-
-<file path=word/header4.xml><?xml version="1.0" encoding="utf-8"?>
 <w:hdr xmlns:wpc="http://schemas.microsoft.com/office/word/2010/wordprocessingCanvas" xmlns:cx="http://schemas.microsoft.com/office/drawing/2014/chartex" xmlns:cx1="http://schemas.microsoft.com/office/drawing/2015/9/8/chartex" xmlns:cx2="http://schemas.microsoft.com/office/drawing/2015/10/21/chartex" xmlns:cx3="http://schemas.microsoft.com/office/drawing/2016/5/9/chartex" xmlns:cx4="http://schemas.microsoft.com/office/drawing/2016/5/10/chartex" xmlns:cx5="http://schemas.microsoft.com/office/drawing/2016/5/11/chartex" xmlns:cx6="http://schemas.microsoft.com/office/drawing/2016/5/12/chartex" xmlns:cx7="http://schemas.microsoft.com/office/drawing/2016/5/13/chartex" xmlns:cx8="http://schemas.microsoft.com/office/drawing/2016/5/14/chartex" xmlns:mc="http://schemas.openxmlformats.org/markup-compatibility/2006" xmlns:aink="http://schemas.microsoft.com/office/drawing/2016/ink" xmlns:am3d="http://schemas.microsoft.com/office/drawing/2017/model3d" xmlns:o="urn:schemas-microsoft-com:office:office" xmlns:oel="http://schemas.microsoft.com/office/2019/extlst" xmlns:r="http://schemas.openxmlformats.org/officeDocument/2006/relationships" xmlns:m="http://schemas.openxmlformats.org/officeDocument/2006/math" xmlns:v="urn:schemas-microsoft-com:vml" xmlns:wp14="http://schemas.microsoft.com/office/word/2010/wordprocessingDrawing" xmlns:wp="http://schemas.openxmlformats.org/drawingml/2006/wordprocessingDrawing" xmlns:w10="urn:schemas-microsoft-com:office:word" xmlns:w="http://schemas.openxmlformats.org/wordprocessingml/2006/main" xmlns:w14="http://schemas.microsoft.com/office/word/2010/wordml" xmlns:w15="http://schemas.microsoft.com/office/word/2012/wordml" xmlns:w16cex="http://schemas.microsoft.com/office/word/2018/wordml/cex" xmlns:w16cid="http://schemas.microsoft.com/office/word/2016/wordml/cid" xmlns:w16="http://schemas.microsoft.com/office/word/2018/wordml" xmlns:w16sdtdh="http://schemas.microsoft.com/office/word/2020/wordml/sdtdatahash" xmlns:w16se="http://schemas.microsoft.com/office/word/2015/wordml/symex" xmlns:wpg="http://schemas.microsoft.com/office/word/2010/wordprocessingGroup" xmlns:wpi="http://schemas.microsoft.com/office/word/2010/wordprocessingInk" xmlns:wne="http://schemas.microsoft.com/office/word/2006/wordml" xmlns:wps="http://schemas.microsoft.com/office/word/2010/wordprocessingShape" mc:Ignorable="w14 w15 w16se w16cid w16 w16cex w16sdtdh wp14">
   <w:p>
     <w:pPr>
@@ -5385,6 +5394,119 @@
     </w:lvl>
   </w:abstractNum>
   <w:abstractNum w:abstractNumId="4" w15:restartNumberingAfterBreak="0">
+    <w:nsid w:val="05A777F5"/>
+    <w:multiLevelType w:val="hybridMultilevel"/>
+    <w:tmpl w:val="A1141D26"/>
+    <w:lvl w:ilvl="0" w:tplc="04090001">
+      <w:start w:val="1"/>
+      <w:numFmt w:val="bullet"/>
+      <w:lvlText w:val=""/>
+      <w:lvlJc w:val="left"/>
+      <w:pPr>
+        <w:ind w:left="720" w:hanging="360"/>
+      </w:pPr>
+      <w:rPr>
+        <w:rFonts w:ascii="Symbol" w:hAnsi="Symbol" w:hint="default"/>
+      </w:rPr>
+    </w:lvl>
+    <w:lvl w:ilvl="1" w:tplc="04090003" w:tentative="1">
+      <w:start w:val="1"/>
+      <w:numFmt w:val="bullet"/>
+      <w:lvlText w:val="o"/>
+      <w:lvlJc w:val="left"/>
+      <w:pPr>
+        <w:ind w:left="1440" w:hanging="360"/>
+      </w:pPr>
+      <w:rPr>
+        <w:rFonts w:ascii="Courier New" w:hAnsi="Courier New" w:cs="Courier New" w:hint="default"/>
+      </w:rPr>
+    </w:lvl>
+    <w:lvl w:ilvl="2" w:tplc="04090005" w:tentative="1">
+      <w:start w:val="1"/>
+      <w:numFmt w:val="bullet"/>
+      <w:lvlText w:val=""/>
+      <w:lvlJc w:val="left"/>
+      <w:pPr>
+        <w:ind w:left="2160" w:hanging="360"/>
+      </w:pPr>
+      <w:rPr>
+        <w:rFonts w:ascii="Wingdings" w:hAnsi="Wingdings" w:hint="default"/>
+      </w:rPr>
+    </w:lvl>
+    <w:lvl w:ilvl="3" w:tplc="04090001" w:tentative="1">
+      <w:start w:val="1"/>
+      <w:numFmt w:val="bullet"/>
+      <w:lvlText w:val=""/>
+      <w:lvlJc w:val="left"/>
+      <w:pPr>
+        <w:ind w:left="2880" w:hanging="360"/>
+      </w:pPr>
+      <w:rPr>
+        <w:rFonts w:ascii="Symbol" w:hAnsi="Symbol" w:hint="default"/>
+      </w:rPr>
+    </w:lvl>
+    <w:lvl w:ilvl="4" w:tplc="04090003" w:tentative="1">
+      <w:start w:val="1"/>
+      <w:numFmt w:val="bullet"/>
+      <w:lvlText w:val="o"/>
+      <w:lvlJc w:val="left"/>
+      <w:pPr>
+        <w:ind w:left="3600" w:hanging="360"/>
+      </w:pPr>
+      <w:rPr>
+        <w:rFonts w:ascii="Courier New" w:hAnsi="Courier New" w:cs="Courier New" w:hint="default"/>
+      </w:rPr>
+    </w:lvl>
+    <w:lvl w:ilvl="5" w:tplc="04090005" w:tentative="1">
+      <w:start w:val="1"/>
+      <w:numFmt w:val="bullet"/>
+      <w:lvlText w:val=""/>
+      <w:lvlJc w:val="left"/>
+      <w:pPr>
+        <w:ind w:left="4320" w:hanging="360"/>
+      </w:pPr>
+      <w:rPr>
+        <w:rFonts w:ascii="Wingdings" w:hAnsi="Wingdings" w:hint="default"/>
+      </w:rPr>
+    </w:lvl>
+    <w:lvl w:ilvl="6" w:tplc="04090001" w:tentative="1">
+      <w:start w:val="1"/>
+      <w:numFmt w:val="bullet"/>
+      <w:lvlText w:val=""/>
+      <w:lvlJc w:val="left"/>
+      <w:pPr>
+        <w:ind w:left="5040" w:hanging="360"/>
+      </w:pPr>
+      <w:rPr>
+        <w:rFonts w:ascii="Symbol" w:hAnsi="Symbol" w:hint="default"/>
+      </w:rPr>
+    </w:lvl>
+    <w:lvl w:ilvl="7" w:tplc="04090003" w:tentative="1">
+      <w:start w:val="1"/>
+      <w:numFmt w:val="bullet"/>
+      <w:lvlText w:val="o"/>
+      <w:lvlJc w:val="left"/>
+      <w:pPr>
+        <w:ind w:left="5760" w:hanging="360"/>
+      </w:pPr>
+      <w:rPr>
+        <w:rFonts w:ascii="Courier New" w:hAnsi="Courier New" w:cs="Courier New" w:hint="default"/>
+      </w:rPr>
+    </w:lvl>
+    <w:lvl w:ilvl="8" w:tplc="04090005" w:tentative="1">
+      <w:start w:val="1"/>
+      <w:numFmt w:val="bullet"/>
+      <w:lvlText w:val=""/>
+      <w:lvlJc w:val="left"/>
+      <w:pPr>
+        <w:ind w:left="6480" w:hanging="360"/>
+      </w:pPr>
+      <w:rPr>
+        <w:rFonts w:ascii="Wingdings" w:hAnsi="Wingdings" w:hint="default"/>
+      </w:rPr>
+    </w:lvl>
+  </w:abstractNum>
+  <w:abstractNum w:abstractNumId="5" w15:restartNumberingAfterBreak="0">
     <w:nsid w:val="09F7056A"/>
     <w:multiLevelType w:val="multilevel"/>
     <w:tmpl w:val="9C9C72BC"/>
@@ -5502,7 +5624,120 @@
       </w:rPr>
     </w:lvl>
   </w:abstractNum>
-  <w:abstractNum w:abstractNumId="5" w15:restartNumberingAfterBreak="0">
+  <w:abstractNum w:abstractNumId="6" w15:restartNumberingAfterBreak="0">
+    <w:nsid w:val="1147140A"/>
+    <w:multiLevelType w:val="hybridMultilevel"/>
+    <w:tmpl w:val="F3D01C74"/>
+    <w:lvl w:ilvl="0" w:tplc="04090003">
+      <w:start w:val="1"/>
+      <w:numFmt w:val="bullet"/>
+      <w:lvlText w:val="o"/>
+      <w:lvlJc w:val="left"/>
+      <w:pPr>
+        <w:ind w:left="720" w:hanging="360"/>
+      </w:pPr>
+      <w:rPr>
+        <w:rFonts w:ascii="Courier New" w:hAnsi="Courier New" w:cs="Courier New" w:hint="default"/>
+      </w:rPr>
+    </w:lvl>
+    <w:lvl w:ilvl="1" w:tplc="04090003" w:tentative="1">
+      <w:start w:val="1"/>
+      <w:numFmt w:val="bullet"/>
+      <w:lvlText w:val="o"/>
+      <w:lvlJc w:val="left"/>
+      <w:pPr>
+        <w:ind w:left="1440" w:hanging="360"/>
+      </w:pPr>
+      <w:rPr>
+        <w:rFonts w:ascii="Courier New" w:hAnsi="Courier New" w:cs="Courier New" w:hint="default"/>
+      </w:rPr>
+    </w:lvl>
+    <w:lvl w:ilvl="2" w:tplc="04090005" w:tentative="1">
+      <w:start w:val="1"/>
+      <w:numFmt w:val="bullet"/>
+      <w:lvlText w:val=""/>
+      <w:lvlJc w:val="left"/>
+      <w:pPr>
+        <w:ind w:left="2160" w:hanging="360"/>
+      </w:pPr>
+      <w:rPr>
+        <w:rFonts w:ascii="Wingdings" w:hAnsi="Wingdings" w:hint="default"/>
+      </w:rPr>
+    </w:lvl>
+    <w:lvl w:ilvl="3" w:tplc="04090001" w:tentative="1">
+      <w:start w:val="1"/>
+      <w:numFmt w:val="bullet"/>
+      <w:lvlText w:val=""/>
+      <w:lvlJc w:val="left"/>
+      <w:pPr>
+        <w:ind w:left="2880" w:hanging="360"/>
+      </w:pPr>
+      <w:rPr>
+        <w:rFonts w:ascii="Symbol" w:hAnsi="Symbol" w:hint="default"/>
+      </w:rPr>
+    </w:lvl>
+    <w:lvl w:ilvl="4" w:tplc="04090003" w:tentative="1">
+      <w:start w:val="1"/>
+      <w:numFmt w:val="bullet"/>
+      <w:lvlText w:val="o"/>
+      <w:lvlJc w:val="left"/>
+      <w:pPr>
+        <w:ind w:left="3600" w:hanging="360"/>
+      </w:pPr>
+      <w:rPr>
+        <w:rFonts w:ascii="Courier New" w:hAnsi="Courier New" w:cs="Courier New" w:hint="default"/>
+      </w:rPr>
+    </w:lvl>
+    <w:lvl w:ilvl="5" w:tplc="04090005" w:tentative="1">
+      <w:start w:val="1"/>
+      <w:numFmt w:val="bullet"/>
+      <w:lvlText w:val=""/>
+      <w:lvlJc w:val="left"/>
+      <w:pPr>
+        <w:ind w:left="4320" w:hanging="360"/>
+      </w:pPr>
+      <w:rPr>
+        <w:rFonts w:ascii="Wingdings" w:hAnsi="Wingdings" w:hint="default"/>
+      </w:rPr>
+    </w:lvl>
+    <w:lvl w:ilvl="6" w:tplc="04090001" w:tentative="1">
+      <w:start w:val="1"/>
+      <w:numFmt w:val="bullet"/>
+      <w:lvlText w:val=""/>
+      <w:lvlJc w:val="left"/>
+      <w:pPr>
+        <w:ind w:left="5040" w:hanging="360"/>
+      </w:pPr>
+      <w:rPr>
+        <w:rFonts w:ascii="Symbol" w:hAnsi="Symbol" w:hint="default"/>
+      </w:rPr>
+    </w:lvl>
+    <w:lvl w:ilvl="7" w:tplc="04090003" w:tentative="1">
+      <w:start w:val="1"/>
+      <w:numFmt w:val="bullet"/>
+      <w:lvlText w:val="o"/>
+      <w:lvlJc w:val="left"/>
+      <w:pPr>
+        <w:ind w:left="5760" w:hanging="360"/>
+      </w:pPr>
+      <w:rPr>
+        <w:rFonts w:ascii="Courier New" w:hAnsi="Courier New" w:cs="Courier New" w:hint="default"/>
+      </w:rPr>
+    </w:lvl>
+    <w:lvl w:ilvl="8" w:tplc="04090005" w:tentative="1">
+      <w:start w:val="1"/>
+      <w:numFmt w:val="bullet"/>
+      <w:lvlText w:val=""/>
+      <w:lvlJc w:val="left"/>
+      <w:pPr>
+        <w:ind w:left="6480" w:hanging="360"/>
+      </w:pPr>
+      <w:rPr>
+        <w:rFonts w:ascii="Wingdings" w:hAnsi="Wingdings" w:hint="default"/>
+      </w:rPr>
+    </w:lvl>
+  </w:abstractNum>
+  <w:abstractNum w:abstractNumId="7" w15:restartNumberingAfterBreak="0">
     <w:nsid w:val="11CA1C1D"/>
     <w:multiLevelType w:val="hybridMultilevel"/>
     <w:tmpl w:val="9AAA02D8"/>
@@ -5615,7 +5850,7 @@
       </w:rPr>
     </w:lvl>
   </w:abstractNum>
-  <w:abstractNum w:abstractNumId="6" w15:restartNumberingAfterBreak="0">
+  <w:abstractNum w:abstractNumId="8" w15:restartNumberingAfterBreak="0">
     <w:nsid w:val="15255DA9"/>
     <w:multiLevelType w:val="multilevel"/>
     <w:tmpl w:val="076E60B8"/>
@@ -5736,7 +5971,7 @@
       </w:rPr>
     </w:lvl>
   </w:abstractNum>
-  <w:abstractNum w:abstractNumId="7" w15:restartNumberingAfterBreak="0">
+  <w:abstractNum w:abstractNumId="9" w15:restartNumberingAfterBreak="0">
     <w:nsid w:val="156C0177"/>
     <w:multiLevelType w:val="hybridMultilevel"/>
     <w:tmpl w:val="86C25246"/>
@@ -5850,7 +6085,7 @@
       </w:rPr>
     </w:lvl>
   </w:abstractNum>
-  <w:abstractNum w:abstractNumId="8" w15:restartNumberingAfterBreak="0">
+  <w:abstractNum w:abstractNumId="10" w15:restartNumberingAfterBreak="0">
     <w:nsid w:val="15BD240B"/>
     <w:multiLevelType w:val="hybridMultilevel"/>
     <w:tmpl w:val="FEAE0FC8"/>
@@ -5963,7 +6198,7 @@
       </w:rPr>
     </w:lvl>
   </w:abstractNum>
-  <w:abstractNum w:abstractNumId="9" w15:restartNumberingAfterBreak="0">
+  <w:abstractNum w:abstractNumId="11" w15:restartNumberingAfterBreak="0">
     <w:nsid w:val="1B610C63"/>
     <w:multiLevelType w:val="hybridMultilevel"/>
     <w:tmpl w:val="48B60480"/>
@@ -6076,7 +6311,7 @@
       </w:rPr>
     </w:lvl>
   </w:abstractNum>
-  <w:abstractNum w:abstractNumId="10" w15:restartNumberingAfterBreak="0">
+  <w:abstractNum w:abstractNumId="12" w15:restartNumberingAfterBreak="0">
     <w:nsid w:val="1CEE0E2C"/>
     <w:multiLevelType w:val="hybridMultilevel"/>
     <w:tmpl w:val="4A563AFA"/>
@@ -6191,7 +6426,7 @@
       </w:rPr>
     </w:lvl>
   </w:abstractNum>
-  <w:abstractNum w:abstractNumId="11" w15:restartNumberingAfterBreak="0">
+  <w:abstractNum w:abstractNumId="13" w15:restartNumberingAfterBreak="0">
     <w:nsid w:val="1D7A756D"/>
     <w:multiLevelType w:val="hybridMultilevel"/>
     <w:tmpl w:val="489293B6"/>
@@ -6304,7 +6539,7 @@
       </w:rPr>
     </w:lvl>
   </w:abstractNum>
-  <w:abstractNum w:abstractNumId="12" w15:restartNumberingAfterBreak="0">
+  <w:abstractNum w:abstractNumId="14" w15:restartNumberingAfterBreak="0">
     <w:nsid w:val="20284CB9"/>
     <w:multiLevelType w:val="hybridMultilevel"/>
     <w:tmpl w:val="3E2EBDDE"/>
@@ -6417,7 +6652,7 @@
       </w:rPr>
     </w:lvl>
   </w:abstractNum>
-  <w:abstractNum w:abstractNumId="13" w15:restartNumberingAfterBreak="0">
+  <w:abstractNum w:abstractNumId="15" w15:restartNumberingAfterBreak="0">
     <w:nsid w:val="20C85838"/>
     <w:multiLevelType w:val="hybridMultilevel"/>
     <w:tmpl w:val="AE928F06"/>
@@ -6506,7 +6741,7 @@
       </w:pPr>
     </w:lvl>
   </w:abstractNum>
-  <w:abstractNum w:abstractNumId="14" w15:restartNumberingAfterBreak="0">
+  <w:abstractNum w:abstractNumId="16" w15:restartNumberingAfterBreak="0">
     <w:nsid w:val="223F0C3C"/>
     <w:multiLevelType w:val="hybridMultilevel"/>
     <w:tmpl w:val="3AE4ACB6"/>
@@ -6619,7 +6854,120 @@
       </w:rPr>
     </w:lvl>
   </w:abstractNum>
-  <w:abstractNum w:abstractNumId="15" w15:restartNumberingAfterBreak="0">
+  <w:abstractNum w:abstractNumId="17" w15:restartNumberingAfterBreak="0">
+    <w:nsid w:val="2A955ED5"/>
+    <w:multiLevelType w:val="hybridMultilevel"/>
+    <w:tmpl w:val="A38EEC52"/>
+    <w:lvl w:ilvl="0" w:tplc="04090001">
+      <w:start w:val="1"/>
+      <w:numFmt w:val="bullet"/>
+      <w:lvlText w:val=""/>
+      <w:lvlJc w:val="left"/>
+      <w:pPr>
+        <w:ind w:left="720" w:hanging="360"/>
+      </w:pPr>
+      <w:rPr>
+        <w:rFonts w:ascii="Symbol" w:hAnsi="Symbol" w:hint="default"/>
+      </w:rPr>
+    </w:lvl>
+    <w:lvl w:ilvl="1" w:tplc="04090003" w:tentative="1">
+      <w:start w:val="1"/>
+      <w:numFmt w:val="bullet"/>
+      <w:lvlText w:val="o"/>
+      <w:lvlJc w:val="left"/>
+      <w:pPr>
+        <w:ind w:left="1440" w:hanging="360"/>
+      </w:pPr>
+      <w:rPr>
+        <w:rFonts w:ascii="Courier New" w:hAnsi="Courier New" w:cs="Courier New" w:hint="default"/>
+      </w:rPr>
+    </w:lvl>
+    <w:lvl w:ilvl="2" w:tplc="04090005" w:tentative="1">
+      <w:start w:val="1"/>
+      <w:numFmt w:val="bullet"/>
+      <w:lvlText w:val=""/>
+      <w:lvlJc w:val="left"/>
+      <w:pPr>
+        <w:ind w:left="2160" w:hanging="360"/>
+      </w:pPr>
+      <w:rPr>
+        <w:rFonts w:ascii="Wingdings" w:hAnsi="Wingdings" w:hint="default"/>
+      </w:rPr>
+    </w:lvl>
+    <w:lvl w:ilvl="3" w:tplc="04090001" w:tentative="1">
+      <w:start w:val="1"/>
+      <w:numFmt w:val="bullet"/>
+      <w:lvlText w:val=""/>
+      <w:lvlJc w:val="left"/>
+      <w:pPr>
+        <w:ind w:left="2880" w:hanging="360"/>
+      </w:pPr>
+      <w:rPr>
+        <w:rFonts w:ascii="Symbol" w:hAnsi="Symbol" w:hint="default"/>
+      </w:rPr>
+    </w:lvl>
+    <w:lvl w:ilvl="4" w:tplc="04090003" w:tentative="1">
+      <w:start w:val="1"/>
+      <w:numFmt w:val="bullet"/>
+      <w:lvlText w:val="o"/>
+      <w:lvlJc w:val="left"/>
+      <w:pPr>
+        <w:ind w:left="3600" w:hanging="360"/>
+      </w:pPr>
+      <w:rPr>
+        <w:rFonts w:ascii="Courier New" w:hAnsi="Courier New" w:cs="Courier New" w:hint="default"/>
+      </w:rPr>
+    </w:lvl>
+    <w:lvl w:ilvl="5" w:tplc="04090005" w:tentative="1">
+      <w:start w:val="1"/>
+      <w:numFmt w:val="bullet"/>
+      <w:lvlText w:val=""/>
+      <w:lvlJc w:val="left"/>
+      <w:pPr>
+        <w:ind w:left="4320" w:hanging="360"/>
+      </w:pPr>
+      <w:rPr>
+        <w:rFonts w:ascii="Wingdings" w:hAnsi="Wingdings" w:hint="default"/>
+      </w:rPr>
+    </w:lvl>
+    <w:lvl w:ilvl="6" w:tplc="04090001" w:tentative="1">
+      <w:start w:val="1"/>
+      <w:numFmt w:val="bullet"/>
+      <w:lvlText w:val=""/>
+      <w:lvlJc w:val="left"/>
+      <w:pPr>
+        <w:ind w:left="5040" w:hanging="360"/>
+      </w:pPr>
+      <w:rPr>
+        <w:rFonts w:ascii="Symbol" w:hAnsi="Symbol" w:hint="default"/>
+      </w:rPr>
+    </w:lvl>
+    <w:lvl w:ilvl="7" w:tplc="04090003" w:tentative="1">
+      <w:start w:val="1"/>
+      <w:numFmt w:val="bullet"/>
+      <w:lvlText w:val="o"/>
+      <w:lvlJc w:val="left"/>
+      <w:pPr>
+        <w:ind w:left="5760" w:hanging="360"/>
+      </w:pPr>
+      <w:rPr>
+        <w:rFonts w:ascii="Courier New" w:hAnsi="Courier New" w:cs="Courier New" w:hint="default"/>
+      </w:rPr>
+    </w:lvl>
+    <w:lvl w:ilvl="8" w:tplc="04090005" w:tentative="1">
+      <w:start w:val="1"/>
+      <w:numFmt w:val="bullet"/>
+      <w:lvlText w:val=""/>
+      <w:lvlJc w:val="left"/>
+      <w:pPr>
+        <w:ind w:left="6480" w:hanging="360"/>
+      </w:pPr>
+      <w:rPr>
+        <w:rFonts w:ascii="Wingdings" w:hAnsi="Wingdings" w:hint="default"/>
+      </w:rPr>
+    </w:lvl>
+  </w:abstractNum>
+  <w:abstractNum w:abstractNumId="18" w15:restartNumberingAfterBreak="0">
     <w:nsid w:val="38D05241"/>
     <w:multiLevelType w:val="hybridMultilevel"/>
     <w:tmpl w:val="1C066086"/>
@@ -6732,7 +7080,120 @@
       </w:rPr>
     </w:lvl>
   </w:abstractNum>
-  <w:abstractNum w:abstractNumId="16" w15:restartNumberingAfterBreak="0">
+  <w:abstractNum w:abstractNumId="19" w15:restartNumberingAfterBreak="0">
+    <w:nsid w:val="3DE77EBC"/>
+    <w:multiLevelType w:val="hybridMultilevel"/>
+    <w:tmpl w:val="842AA620"/>
+    <w:lvl w:ilvl="0" w:tplc="04090001">
+      <w:start w:val="1"/>
+      <w:numFmt w:val="bullet"/>
+      <w:lvlText w:val=""/>
+      <w:lvlJc w:val="left"/>
+      <w:pPr>
+        <w:ind w:left="360" w:hanging="360"/>
+      </w:pPr>
+      <w:rPr>
+        <w:rFonts w:ascii="Symbol" w:hAnsi="Symbol" w:hint="default"/>
+      </w:rPr>
+    </w:lvl>
+    <w:lvl w:ilvl="1" w:tplc="04090003" w:tentative="1">
+      <w:start w:val="1"/>
+      <w:numFmt w:val="bullet"/>
+      <w:lvlText w:val="o"/>
+      <w:lvlJc w:val="left"/>
+      <w:pPr>
+        <w:ind w:left="1080" w:hanging="360"/>
+      </w:pPr>
+      <w:rPr>
+        <w:rFonts w:ascii="Courier New" w:hAnsi="Courier New" w:cs="Courier New" w:hint="default"/>
+      </w:rPr>
+    </w:lvl>
+    <w:lvl w:ilvl="2" w:tplc="04090005" w:tentative="1">
+      <w:start w:val="1"/>
+      <w:numFmt w:val="bullet"/>
+      <w:lvlText w:val=""/>
+      <w:lvlJc w:val="left"/>
+      <w:pPr>
+        <w:ind w:left="1800" w:hanging="360"/>
+      </w:pPr>
+      <w:rPr>
+        <w:rFonts w:ascii="Wingdings" w:hAnsi="Wingdings" w:hint="default"/>
+      </w:rPr>
+    </w:lvl>
+    <w:lvl w:ilvl="3" w:tplc="04090001" w:tentative="1">
+      <w:start w:val="1"/>
+      <w:numFmt w:val="bullet"/>
+      <w:lvlText w:val=""/>
+      <w:lvlJc w:val="left"/>
+      <w:pPr>
+        <w:ind w:left="2520" w:hanging="360"/>
+      </w:pPr>
+      <w:rPr>
+        <w:rFonts w:ascii="Symbol" w:hAnsi="Symbol" w:hint="default"/>
+      </w:rPr>
+    </w:lvl>
+    <w:lvl w:ilvl="4" w:tplc="04090003" w:tentative="1">
+      <w:start w:val="1"/>
+      <w:numFmt w:val="bullet"/>
+      <w:lvlText w:val="o"/>
+      <w:lvlJc w:val="left"/>
+      <w:pPr>
+        <w:ind w:left="3240" w:hanging="360"/>
+      </w:pPr>
+      <w:rPr>
+        <w:rFonts w:ascii="Courier New" w:hAnsi="Courier New" w:cs="Courier New" w:hint="default"/>
+      </w:rPr>
+    </w:lvl>
+    <w:lvl w:ilvl="5" w:tplc="04090005" w:tentative="1">
+      <w:start w:val="1"/>
+      <w:numFmt w:val="bullet"/>
+      <w:lvlText w:val=""/>
+      <w:lvlJc w:val="left"/>
+      <w:pPr>
+        <w:ind w:left="3960" w:hanging="360"/>
+      </w:pPr>
+      <w:rPr>
+        <w:rFonts w:ascii="Wingdings" w:hAnsi="Wingdings" w:hint="default"/>
+      </w:rPr>
+    </w:lvl>
+    <w:lvl w:ilvl="6" w:tplc="04090001" w:tentative="1">
+      <w:start w:val="1"/>
+      <w:numFmt w:val="bullet"/>
+      <w:lvlText w:val=""/>
+      <w:lvlJc w:val="left"/>
+      <w:pPr>
+        <w:ind w:left="4680" w:hanging="360"/>
+      </w:pPr>
+      <w:rPr>
+        <w:rFonts w:ascii="Symbol" w:hAnsi="Symbol" w:hint="default"/>
+      </w:rPr>
+    </w:lvl>
+    <w:lvl w:ilvl="7" w:tplc="04090003" w:tentative="1">
+      <w:start w:val="1"/>
+      <w:numFmt w:val="bullet"/>
+      <w:lvlText w:val="o"/>
+      <w:lvlJc w:val="left"/>
+      <w:pPr>
+        <w:ind w:left="5400" w:hanging="360"/>
+      </w:pPr>
+      <w:rPr>
+        <w:rFonts w:ascii="Courier New" w:hAnsi="Courier New" w:cs="Courier New" w:hint="default"/>
+      </w:rPr>
+    </w:lvl>
+    <w:lvl w:ilvl="8" w:tplc="04090005" w:tentative="1">
+      <w:start w:val="1"/>
+      <w:numFmt w:val="bullet"/>
+      <w:lvlText w:val=""/>
+      <w:lvlJc w:val="left"/>
+      <w:pPr>
+        <w:ind w:left="6120" w:hanging="360"/>
+      </w:pPr>
+      <w:rPr>
+        <w:rFonts w:ascii="Wingdings" w:hAnsi="Wingdings" w:hint="default"/>
+      </w:rPr>
+    </w:lvl>
+  </w:abstractNum>
+  <w:abstractNum w:abstractNumId="20" w15:restartNumberingAfterBreak="0">
     <w:nsid w:val="4011012E"/>
     <w:multiLevelType w:val="hybridMultilevel"/>
     <w:tmpl w:val="4F5E1D6A"/>
@@ -6821,7 +7282,7 @@
       </w:pPr>
     </w:lvl>
   </w:abstractNum>
-  <w:abstractNum w:abstractNumId="17" w15:restartNumberingAfterBreak="0">
+  <w:abstractNum w:abstractNumId="21" w15:restartNumberingAfterBreak="0">
     <w:nsid w:val="41E353C6"/>
     <w:multiLevelType w:val="hybridMultilevel"/>
     <w:tmpl w:val="497C7282"/>
@@ -6934,7 +7395,7 @@
       </w:rPr>
     </w:lvl>
   </w:abstractNum>
-  <w:abstractNum w:abstractNumId="18" w15:restartNumberingAfterBreak="0">
+  <w:abstractNum w:abstractNumId="22" w15:restartNumberingAfterBreak="0">
     <w:nsid w:val="421A1762"/>
     <w:multiLevelType w:val="hybridMultilevel"/>
     <w:tmpl w:val="6BA8AD82"/>
@@ -7047,7 +7508,7 @@
       </w:rPr>
     </w:lvl>
   </w:abstractNum>
-  <w:abstractNum w:abstractNumId="19" w15:restartNumberingAfterBreak="0">
+  <w:abstractNum w:abstractNumId="23" w15:restartNumberingAfterBreak="0">
     <w:nsid w:val="429F0656"/>
     <w:multiLevelType w:val="hybridMultilevel"/>
     <w:tmpl w:val="78D40194"/>
@@ -7160,7 +7621,7 @@
       </w:rPr>
     </w:lvl>
   </w:abstractNum>
-  <w:abstractNum w:abstractNumId="20" w15:restartNumberingAfterBreak="0">
+  <w:abstractNum w:abstractNumId="24" w15:restartNumberingAfterBreak="0">
     <w:nsid w:val="4465269B"/>
     <w:multiLevelType w:val="hybridMultilevel"/>
     <w:tmpl w:val="A7DC4EA0"/>
@@ -7273,7 +7734,7 @@
       </w:rPr>
     </w:lvl>
   </w:abstractNum>
-  <w:abstractNum w:abstractNumId="21" w15:restartNumberingAfterBreak="0">
+  <w:abstractNum w:abstractNumId="25" w15:restartNumberingAfterBreak="0">
     <w:nsid w:val="45DA06D0"/>
     <w:multiLevelType w:val="hybridMultilevel"/>
     <w:tmpl w:val="7DDCD028"/>
@@ -7386,7 +7847,7 @@
       </w:rPr>
     </w:lvl>
   </w:abstractNum>
-  <w:abstractNum w:abstractNumId="22" w15:restartNumberingAfterBreak="0">
+  <w:abstractNum w:abstractNumId="26" w15:restartNumberingAfterBreak="0">
     <w:nsid w:val="46DB00B9"/>
     <w:multiLevelType w:val="hybridMultilevel"/>
     <w:tmpl w:val="D3700C54"/>
@@ -7499,7 +7960,7 @@
       </w:rPr>
     </w:lvl>
   </w:abstractNum>
-  <w:abstractNum w:abstractNumId="23" w15:restartNumberingAfterBreak="0">
+  <w:abstractNum w:abstractNumId="27" w15:restartNumberingAfterBreak="0">
     <w:nsid w:val="4B2D3615"/>
     <w:multiLevelType w:val="hybridMultilevel"/>
     <w:tmpl w:val="F724E410"/>
@@ -7585,7 +8046,7 @@
       </w:pPr>
     </w:lvl>
   </w:abstractNum>
-  <w:abstractNum w:abstractNumId="24" w15:restartNumberingAfterBreak="0">
+  <w:abstractNum w:abstractNumId="28" w15:restartNumberingAfterBreak="0">
     <w:nsid w:val="4BD56588"/>
     <w:multiLevelType w:val="multilevel"/>
     <w:tmpl w:val="9C9C72BC"/>
@@ -7703,7 +8164,7 @@
       </w:rPr>
     </w:lvl>
   </w:abstractNum>
-  <w:abstractNum w:abstractNumId="25" w15:restartNumberingAfterBreak="0">
+  <w:abstractNum w:abstractNumId="29" w15:restartNumberingAfterBreak="0">
     <w:nsid w:val="4BD628A8"/>
     <w:multiLevelType w:val="multilevel"/>
     <w:tmpl w:val="FABCB824"/>
@@ -7852,7 +8313,7 @@
       </w:rPr>
     </w:lvl>
   </w:abstractNum>
-  <w:abstractNum w:abstractNumId="26" w15:restartNumberingAfterBreak="0">
+  <w:abstractNum w:abstractNumId="30" w15:restartNumberingAfterBreak="0">
     <w:nsid w:val="527D4EF6"/>
     <w:multiLevelType w:val="hybridMultilevel"/>
     <w:tmpl w:val="D5280130"/>
@@ -7941,7 +8402,7 @@
       </w:pPr>
     </w:lvl>
   </w:abstractNum>
-  <w:abstractNum w:abstractNumId="27" w15:restartNumberingAfterBreak="0">
+  <w:abstractNum w:abstractNumId="31" w15:restartNumberingAfterBreak="0">
     <w:nsid w:val="57B91183"/>
     <w:multiLevelType w:val="hybridMultilevel"/>
     <w:tmpl w:val="F3AE03DA"/>
@@ -8054,7 +8515,7 @@
       </w:rPr>
     </w:lvl>
   </w:abstractNum>
-  <w:abstractNum w:abstractNumId="28" w15:restartNumberingAfterBreak="0">
+  <w:abstractNum w:abstractNumId="32" w15:restartNumberingAfterBreak="0">
     <w:nsid w:val="58697DFF"/>
     <w:multiLevelType w:val="hybridMultilevel"/>
     <w:tmpl w:val="CA0CD266"/>
@@ -8140,7 +8601,7 @@
       </w:pPr>
     </w:lvl>
   </w:abstractNum>
-  <w:abstractNum w:abstractNumId="29" w15:restartNumberingAfterBreak="0">
+  <w:abstractNum w:abstractNumId="33" w15:restartNumberingAfterBreak="0">
     <w:nsid w:val="59A71839"/>
     <w:multiLevelType w:val="hybridMultilevel"/>
     <w:tmpl w:val="12EC63A0"/>
@@ -8253,7 +8714,7 @@
       </w:rPr>
     </w:lvl>
   </w:abstractNum>
-  <w:abstractNum w:abstractNumId="30" w15:restartNumberingAfterBreak="0">
+  <w:abstractNum w:abstractNumId="34" w15:restartNumberingAfterBreak="0">
     <w:nsid w:val="59B409DA"/>
     <w:multiLevelType w:val="hybridMultilevel"/>
     <w:tmpl w:val="659CAFF0"/>
@@ -8366,7 +8827,7 @@
       </w:rPr>
     </w:lvl>
   </w:abstractNum>
-  <w:abstractNum w:abstractNumId="31" w15:restartNumberingAfterBreak="0">
+  <w:abstractNum w:abstractNumId="35" w15:restartNumberingAfterBreak="0">
     <w:nsid w:val="65AC4FA7"/>
     <w:multiLevelType w:val="multilevel"/>
     <w:tmpl w:val="9C9C72BC"/>
@@ -8484,7 +8945,7 @@
       </w:rPr>
     </w:lvl>
   </w:abstractNum>
-  <w:abstractNum w:abstractNumId="32" w15:restartNumberingAfterBreak="0">
+  <w:abstractNum w:abstractNumId="36" w15:restartNumberingAfterBreak="0">
     <w:nsid w:val="68AA7E4A"/>
     <w:multiLevelType w:val="hybridMultilevel"/>
     <w:tmpl w:val="39B2E804"/>
@@ -8573,7 +9034,7 @@
       </w:pPr>
     </w:lvl>
   </w:abstractNum>
-  <w:abstractNum w:abstractNumId="33" w15:restartNumberingAfterBreak="0">
+  <w:abstractNum w:abstractNumId="37" w15:restartNumberingAfterBreak="0">
     <w:nsid w:val="69110EF3"/>
     <w:multiLevelType w:val="hybridMultilevel"/>
     <w:tmpl w:val="6CFA2584"/>
@@ -8686,7 +9147,7 @@
       </w:rPr>
     </w:lvl>
   </w:abstractNum>
-  <w:abstractNum w:abstractNumId="34" w15:restartNumberingAfterBreak="0">
+  <w:abstractNum w:abstractNumId="38" w15:restartNumberingAfterBreak="0">
     <w:nsid w:val="6AAB7F6C"/>
     <w:multiLevelType w:val="hybridMultilevel"/>
     <w:tmpl w:val="D9BA4C94"/>
@@ -8775,7 +9236,7 @@
       </w:pPr>
     </w:lvl>
   </w:abstractNum>
-  <w:abstractNum w:abstractNumId="35" w15:restartNumberingAfterBreak="0">
+  <w:abstractNum w:abstractNumId="39" w15:restartNumberingAfterBreak="0">
     <w:nsid w:val="71CB5AE5"/>
     <w:multiLevelType w:val="hybridMultilevel"/>
     <w:tmpl w:val="A05691AC"/>
@@ -8888,7 +9349,120 @@
       </w:rPr>
     </w:lvl>
   </w:abstractNum>
-  <w:abstractNum w:abstractNumId="36" w15:restartNumberingAfterBreak="0">
+  <w:abstractNum w:abstractNumId="40" w15:restartNumberingAfterBreak="0">
+    <w:nsid w:val="727C5DEB"/>
+    <w:multiLevelType w:val="hybridMultilevel"/>
+    <w:tmpl w:val="B284FC76"/>
+    <w:lvl w:ilvl="0" w:tplc="04090001">
+      <w:start w:val="1"/>
+      <w:numFmt w:val="bullet"/>
+      <w:lvlText w:val=""/>
+      <w:lvlJc w:val="left"/>
+      <w:pPr>
+        <w:ind w:left="360" w:hanging="360"/>
+      </w:pPr>
+      <w:rPr>
+        <w:rFonts w:ascii="Symbol" w:hAnsi="Symbol" w:hint="default"/>
+      </w:rPr>
+    </w:lvl>
+    <w:lvl w:ilvl="1" w:tplc="04090003" w:tentative="1">
+      <w:start w:val="1"/>
+      <w:numFmt w:val="bullet"/>
+      <w:lvlText w:val="o"/>
+      <w:lvlJc w:val="left"/>
+      <w:pPr>
+        <w:ind w:left="1080" w:hanging="360"/>
+      </w:pPr>
+      <w:rPr>
+        <w:rFonts w:ascii="Courier New" w:hAnsi="Courier New" w:cs="Courier New" w:hint="default"/>
+      </w:rPr>
+    </w:lvl>
+    <w:lvl w:ilvl="2" w:tplc="04090005" w:tentative="1">
+      <w:start w:val="1"/>
+      <w:numFmt w:val="bullet"/>
+      <w:lvlText w:val=""/>
+      <w:lvlJc w:val="left"/>
+      <w:pPr>
+        <w:ind w:left="1800" w:hanging="360"/>
+      </w:pPr>
+      <w:rPr>
+        <w:rFonts w:ascii="Wingdings" w:hAnsi="Wingdings" w:hint="default"/>
+      </w:rPr>
+    </w:lvl>
+    <w:lvl w:ilvl="3" w:tplc="04090001" w:tentative="1">
+      <w:start w:val="1"/>
+      <w:numFmt w:val="bullet"/>
+      <w:lvlText w:val=""/>
+      <w:lvlJc w:val="left"/>
+      <w:pPr>
+        <w:ind w:left="2520" w:hanging="360"/>
+      </w:pPr>
+      <w:rPr>
+        <w:rFonts w:ascii="Symbol" w:hAnsi="Symbol" w:hint="default"/>
+      </w:rPr>
+    </w:lvl>
+    <w:lvl w:ilvl="4" w:tplc="04090003" w:tentative="1">
+      <w:start w:val="1"/>
+      <w:numFmt w:val="bullet"/>
+      <w:lvlText w:val="o"/>
+      <w:lvlJc w:val="left"/>
+      <w:pPr>
+        <w:ind w:left="3240" w:hanging="360"/>
+      </w:pPr>
+      <w:rPr>
+        <w:rFonts w:ascii="Courier New" w:hAnsi="Courier New" w:cs="Courier New" w:hint="default"/>
+      </w:rPr>
+    </w:lvl>
+    <w:lvl w:ilvl="5" w:tplc="04090005" w:tentative="1">
+      <w:start w:val="1"/>
+      <w:numFmt w:val="bullet"/>
+      <w:lvlText w:val=""/>
+      <w:lvlJc w:val="left"/>
+      <w:pPr>
+        <w:ind w:left="3960" w:hanging="360"/>
+      </w:pPr>
+      <w:rPr>
+        <w:rFonts w:ascii="Wingdings" w:hAnsi="Wingdings" w:hint="default"/>
+      </w:rPr>
+    </w:lvl>
+    <w:lvl w:ilvl="6" w:tplc="04090001" w:tentative="1">
+      <w:start w:val="1"/>
+      <w:numFmt w:val="bullet"/>
+      <w:lvlText w:val=""/>
+      <w:lvlJc w:val="left"/>
+      <w:pPr>
+        <w:ind w:left="4680" w:hanging="360"/>
+      </w:pPr>
+      <w:rPr>
+        <w:rFonts w:ascii="Symbol" w:hAnsi="Symbol" w:hint="default"/>
+      </w:rPr>
+    </w:lvl>
+    <w:lvl w:ilvl="7" w:tplc="04090003" w:tentative="1">
+      <w:start w:val="1"/>
+      <w:numFmt w:val="bullet"/>
+      <w:lvlText w:val="o"/>
+      <w:lvlJc w:val="left"/>
+      <w:pPr>
+        <w:ind w:left="5400" w:hanging="360"/>
+      </w:pPr>
+      <w:rPr>
+        <w:rFonts w:ascii="Courier New" w:hAnsi="Courier New" w:cs="Courier New" w:hint="default"/>
+      </w:rPr>
+    </w:lvl>
+    <w:lvl w:ilvl="8" w:tplc="04090005" w:tentative="1">
+      <w:start w:val="1"/>
+      <w:numFmt w:val="bullet"/>
+      <w:lvlText w:val=""/>
+      <w:lvlJc w:val="left"/>
+      <w:pPr>
+        <w:ind w:left="6120" w:hanging="360"/>
+      </w:pPr>
+      <w:rPr>
+        <w:rFonts w:ascii="Wingdings" w:hAnsi="Wingdings" w:hint="default"/>
+      </w:rPr>
+    </w:lvl>
+  </w:abstractNum>
+  <w:abstractNum w:abstractNumId="41" w15:restartNumberingAfterBreak="0">
     <w:nsid w:val="75FA4E36"/>
     <w:multiLevelType w:val="hybridMultilevel"/>
     <w:tmpl w:val="78222636"/>
@@ -9001,7 +9575,7 @@
       </w:rPr>
     </w:lvl>
   </w:abstractNum>
-  <w:abstractNum w:abstractNumId="37" w15:restartNumberingAfterBreak="0">
+  <w:abstractNum w:abstractNumId="42" w15:restartNumberingAfterBreak="0">
     <w:nsid w:val="763F19B0"/>
     <w:multiLevelType w:val="hybridMultilevel"/>
     <w:tmpl w:val="3F921D80"/>
@@ -9087,7 +9661,7 @@
       </w:pPr>
     </w:lvl>
   </w:abstractNum>
-  <w:abstractNum w:abstractNumId="38" w15:restartNumberingAfterBreak="0">
+  <w:abstractNum w:abstractNumId="43" w15:restartNumberingAfterBreak="0">
     <w:nsid w:val="77D97F3F"/>
     <w:multiLevelType w:val="hybridMultilevel"/>
     <w:tmpl w:val="B802BE2E"/>
@@ -9200,7 +9774,7 @@
       </w:rPr>
     </w:lvl>
   </w:abstractNum>
-  <w:abstractNum w:abstractNumId="39" w15:restartNumberingAfterBreak="0">
+  <w:abstractNum w:abstractNumId="44" w15:restartNumberingAfterBreak="0">
     <w:nsid w:val="7D7D6F62"/>
     <w:multiLevelType w:val="hybridMultilevel"/>
     <w:tmpl w:val="A29EF37C"/>
@@ -9289,7 +9863,7 @@
       </w:pPr>
     </w:lvl>
   </w:abstractNum>
-  <w:abstractNum w:abstractNumId="40" w15:restartNumberingAfterBreak="0">
+  <w:abstractNum w:abstractNumId="45" w15:restartNumberingAfterBreak="0">
     <w:nsid w:val="7FBE5DAD"/>
     <w:multiLevelType w:val="hybridMultilevel"/>
     <w:tmpl w:val="F51A8C0A"/>
@@ -9402,7 +9976,7 @@
       </w:rPr>
     </w:lvl>
   </w:abstractNum>
-  <w:abstractNum w:abstractNumId="41" w15:restartNumberingAfterBreak="0">
+  <w:abstractNum w:abstractNumId="46" w15:restartNumberingAfterBreak="0">
     <w:nsid w:val="7FF94FF7"/>
     <w:multiLevelType w:val="hybridMultilevel"/>
     <w:tmpl w:val="EEAE16F0"/>
@@ -9517,129 +10091,144 @@
     </w:lvl>
   </w:abstractNum>
   <w:num w:numId="1" w16cid:durableId="148518093">
-    <w:abstractNumId w:val="16"/>
+    <w:abstractNumId w:val="20"/>
   </w:num>
   <w:num w:numId="2" w16cid:durableId="760294218">
-    <w:abstractNumId w:val="10"/>
+    <w:abstractNumId w:val="12"/>
   </w:num>
   <w:num w:numId="3" w16cid:durableId="893660291">
     <w:abstractNumId w:val="3"/>
   </w:num>
   <w:num w:numId="4" w16cid:durableId="107941749">
-    <w:abstractNumId w:val="41"/>
+    <w:abstractNumId w:val="46"/>
   </w:num>
   <w:num w:numId="5" w16cid:durableId="1778329608">
-    <w:abstractNumId w:val="7"/>
+    <w:abstractNumId w:val="9"/>
   </w:num>
   <w:num w:numId="6" w16cid:durableId="1424300684">
+    <w:abstractNumId w:val="31"/>
+  </w:num>
+  <w:num w:numId="7" w16cid:durableId="1936471937">
+    <w:abstractNumId w:val="45"/>
+  </w:num>
+  <w:num w:numId="8" w16cid:durableId="2057004778">
+    <w:abstractNumId w:val="34"/>
+  </w:num>
+  <w:num w:numId="9" w16cid:durableId="1936087920">
+    <w:abstractNumId w:val="42"/>
+  </w:num>
+  <w:num w:numId="10" w16cid:durableId="2107384759">
+    <w:abstractNumId w:val="32"/>
+  </w:num>
+  <w:num w:numId="11" w16cid:durableId="1990597429">
     <w:abstractNumId w:val="27"/>
   </w:num>
-  <w:num w:numId="7" w16cid:durableId="1936471937">
-    <w:abstractNumId w:val="40"/>
-  </w:num>
-  <w:num w:numId="8" w16cid:durableId="2057004778">
-    <w:abstractNumId w:val="30"/>
-  </w:num>
-  <w:num w:numId="9" w16cid:durableId="1936087920">
-    <w:abstractNumId w:val="37"/>
-  </w:num>
-  <w:num w:numId="10" w16cid:durableId="2107384759">
-    <w:abstractNumId w:val="28"/>
-  </w:num>
-  <w:num w:numId="11" w16cid:durableId="1990597429">
-    <w:abstractNumId w:val="23"/>
-  </w:num>
   <w:num w:numId="12" w16cid:durableId="470362742">
-    <w:abstractNumId w:val="13"/>
+    <w:abstractNumId w:val="15"/>
   </w:num>
   <w:num w:numId="13" w16cid:durableId="651786884">
-    <w:abstractNumId w:val="32"/>
+    <w:abstractNumId w:val="36"/>
   </w:num>
   <w:num w:numId="14" w16cid:durableId="1362588844">
-    <w:abstractNumId w:val="34"/>
+    <w:abstractNumId w:val="38"/>
   </w:num>
   <w:num w:numId="15" w16cid:durableId="1934513069">
-    <w:abstractNumId w:val="39"/>
+    <w:abstractNumId w:val="44"/>
   </w:num>
   <w:num w:numId="16" w16cid:durableId="367610989">
     <w:abstractNumId w:val="0"/>
   </w:num>
   <w:num w:numId="17" w16cid:durableId="861162933">
+    <w:abstractNumId w:val="30"/>
+  </w:num>
+  <w:num w:numId="18" w16cid:durableId="1729038336">
+    <w:abstractNumId w:val="29"/>
+  </w:num>
+  <w:num w:numId="19" w16cid:durableId="530605449">
+    <w:abstractNumId w:val="41"/>
+  </w:num>
+  <w:num w:numId="20" w16cid:durableId="198468906">
+    <w:abstractNumId w:val="25"/>
+  </w:num>
+  <w:num w:numId="21" w16cid:durableId="1764373681">
+    <w:abstractNumId w:val="10"/>
+  </w:num>
+  <w:num w:numId="22" w16cid:durableId="1183471992">
+    <w:abstractNumId w:val="11"/>
+  </w:num>
+  <w:num w:numId="23" w16cid:durableId="206332047">
+    <w:abstractNumId w:val="5"/>
+  </w:num>
+  <w:num w:numId="24" w16cid:durableId="859464628">
+    <w:abstractNumId w:val="18"/>
+  </w:num>
+  <w:num w:numId="25" w16cid:durableId="963973102">
+    <w:abstractNumId w:val="21"/>
+  </w:num>
+  <w:num w:numId="26" w16cid:durableId="1021206806">
     <w:abstractNumId w:val="26"/>
   </w:num>
-  <w:num w:numId="18" w16cid:durableId="1729038336">
-    <w:abstractNumId w:val="25"/>
+  <w:num w:numId="27" w16cid:durableId="1889493726">
+    <w:abstractNumId w:val="16"/>
   </w:num>
-  <w:num w:numId="19" w16cid:durableId="530605449">
-    <w:abstractNumId w:val="36"/>
+  <w:num w:numId="28" w16cid:durableId="668874839">
+    <w:abstractNumId w:val="7"/>
   </w:num>
-  <w:num w:numId="20" w16cid:durableId="198468906">
-    <w:abstractNumId w:val="21"/>
-  </w:num>
-  <w:num w:numId="21" w16cid:durableId="1764373681">
-    <w:abstractNumId w:val="8"/>
-  </w:num>
-  <w:num w:numId="22" w16cid:durableId="1183471992">
-    <w:abstractNumId w:val="9"/>
-  </w:num>
-  <w:num w:numId="23" w16cid:durableId="206332047">
-    <w:abstractNumId w:val="4"/>
-  </w:num>
-  <w:num w:numId="24" w16cid:durableId="859464628">
-    <w:abstractNumId w:val="15"/>
-  </w:num>
-  <w:num w:numId="25" w16cid:durableId="963973102">
-    <w:abstractNumId w:val="17"/>
-  </w:num>
-  <w:num w:numId="26" w16cid:durableId="1021206806">
+  <w:num w:numId="29" w16cid:durableId="1325161506">
     <w:abstractNumId w:val="22"/>
   </w:num>
-  <w:num w:numId="27" w16cid:durableId="1889493726">
-    <w:abstractNumId w:val="14"/>
-  </w:num>
-  <w:num w:numId="28" w16cid:durableId="668874839">
-    <w:abstractNumId w:val="5"/>
-  </w:num>
-  <w:num w:numId="29" w16cid:durableId="1325161506">
-    <w:abstractNumId w:val="18"/>
-  </w:num>
   <w:num w:numId="30" w16cid:durableId="402678261">
-    <w:abstractNumId w:val="19"/>
+    <w:abstractNumId w:val="23"/>
   </w:num>
   <w:num w:numId="31" w16cid:durableId="1147630891">
-    <w:abstractNumId w:val="20"/>
+    <w:abstractNumId w:val="24"/>
   </w:num>
   <w:num w:numId="32" w16cid:durableId="952631755">
     <w:abstractNumId w:val="1"/>
   </w:num>
   <w:num w:numId="33" w16cid:durableId="140581988">
-    <w:abstractNumId w:val="33"/>
+    <w:abstractNumId w:val="37"/>
   </w:num>
   <w:num w:numId="34" w16cid:durableId="1572471847">
     <w:abstractNumId w:val="2"/>
   </w:num>
   <w:num w:numId="35" w16cid:durableId="1212964700">
-    <w:abstractNumId w:val="11"/>
+    <w:abstractNumId w:val="13"/>
   </w:num>
   <w:num w:numId="36" w16cid:durableId="274482385">
-    <w:abstractNumId w:val="29"/>
+    <w:abstractNumId w:val="33"/>
   </w:num>
   <w:num w:numId="37" w16cid:durableId="2088460590">
+    <w:abstractNumId w:val="39"/>
+  </w:num>
+  <w:num w:numId="38" w16cid:durableId="1982080133">
+    <w:abstractNumId w:val="28"/>
+  </w:num>
+  <w:num w:numId="39" w16cid:durableId="1215890681">
+    <w:abstractNumId w:val="43"/>
+  </w:num>
+  <w:num w:numId="40" w16cid:durableId="145902387">
+    <w:abstractNumId w:val="14"/>
+  </w:num>
+  <w:num w:numId="41" w16cid:durableId="988900815">
     <w:abstractNumId w:val="35"/>
   </w:num>
-  <w:num w:numId="38" w16cid:durableId="1982080133">
-    <w:abstractNumId w:val="24"/>
+  <w:num w:numId="42" w16cid:durableId="1913813213">
+    <w:abstractNumId w:val="8"/>
   </w:num>
-  <w:num w:numId="39" w16cid:durableId="1215890681">
-    <w:abstractNumId w:val="38"/>
+  <w:num w:numId="43" w16cid:durableId="427889407">
+    <w:abstractNumId w:val="4"/>
   </w:num>
-  <w:num w:numId="40" w16cid:durableId="145902387">
-    <w:abstractNumId w:val="12"/>
+  <w:num w:numId="44" w16cid:durableId="901675263">
+    <w:abstractNumId w:val="17"/>
   </w:num>
-  <w:num w:numId="41" w16cid:durableId="988900815">
-    <w:abstractNumId w:val="31"/>
+  <w:num w:numId="45" w16cid:durableId="1279751592">
+    <w:abstractNumId w:val="40"/>
   </w:num>
-  <w:num w:numId="42" w16cid:durableId="1913813213">
+  <w:num w:numId="46" w16cid:durableId="354497647">
+    <w:abstractNumId w:val="19"/>
+  </w:num>
+  <w:num w:numId="47" w16cid:durableId="1719695922">
     <w:abstractNumId w:val="6"/>
   </w:num>
   <w:numIdMacAtCleanup w:val="8"/>
@@ -10705,6 +11294,18 @@
       <w:vertAlign w:val="superscript"/>
     </w:rPr>
   </w:style>
+  <w:style w:type="character" w:styleId="UnresolvedMention">
+    <w:name w:val="Unresolved Mention"/>
+    <w:basedOn w:val="DefaultParagraphFont"/>
+    <w:uiPriority w:val="99"/>
+    <w:semiHidden/>
+    <w:unhideWhenUsed/>
+    <w:rsid w:val="00EC36A9"/>
+    <w:rPr>
+      <w:color w:val="605E5C"/>
+      <w:shd w:val="clear" w:color="auto" w:fill="E1DFDD"/>
+    </w:rPr>
+  </w:style>
 </w:styles>
 </file>
 
